--- a/src/documentos/Diccionario_Datos_OPT.docx
+++ b/src/documentos/Diccionario_Datos_OPT.docx
@@ -16754,6 +16754,1888 @@
     </w:p>
     <w:p>
       <w:pPr>
+        <w:pStyle w:val="Heading2"/>
+      </w:pPr>
+      <w:r>
+        <w:t>Módulo Operativo — Operativos Oftalmológicos en terreno (script 009_modulo_operativo.sql, PENDIENTE DE APLICAR a dbOPT_NET)</w:t>
+      </w:r>
+    </w:p>
+    <w:p>
+      <w:pPr/>
+      <w:r>
+        <w:t>Agrupa las OT generadas en una jornada de atención en terreno (Operativo), registra sus gastos y permite calcular ganancia/pérdida. Requerimiento levantado 2026-09-15 — detalle completo, decisiones tomadas y puntos abiertos en .agents/context/modulo-operativo.md. El script de esquema está escrito pero NO se ha ejecutado contra dbOPT_NET; las entidades OPT.Domain y sus IEntityTypeConfiguration&lt;T&gt; tampoco existen todavía (mismo patrón de deuda que dejó 004_comercial_pagos_cuotas.sql en su momento).</w:t>
+      </w:r>
+    </w:p>
+    <w:p>
+      <w:pPr>
+        <w:pStyle w:val="Heading3"/>
+      </w:pPr>
+      <w:r>
+        <w:t>OPT_EstadoOperativo  —  Catálogo (sin auditoría) — agregada en 009_modulo_operativo.sql (pendiente de aplicar)</w:t>
+      </w:r>
+    </w:p>
+    <w:p>
+      <w:pPr/>
+      <w:r>
+        <w:t>Estado del Operativo: PROSPECTO -&gt; INGRESADO -&gt; COBRANZA -&gt; CERRADO, con ANULADO como salida terminal solo permitida desde PROSPECTO o INGRESADO (decisión tomada con el usuario, 2026-09-15 — no modelada como CHECK constraint).</w:t>
+      </w:r>
+    </w:p>
+    <w:tbl>
+      <w:tblPr>
+        <w:tblStyle w:val="TableGrid"/>
+        <w:tblW w:type="auto" w:w="0"/>
+        <w:tblLook w:firstColumn="1" w:firstRow="1" w:lastColumn="0" w:lastRow="0" w:noHBand="0" w:noVBand="1" w:val="04A0"/>
+      </w:tblPr>
+      <w:tblGrid>
+        <w:gridCol w:w="1728"/>
+        <w:gridCol w:w="1728"/>
+        <w:gridCol w:w="1728"/>
+        <w:gridCol w:w="1728"/>
+        <w:gridCol w:w="1728"/>
+      </w:tblGrid>
+      <w:tr>
+        <w:tc>
+          <w:tcPr>
+            <w:tcW w:type="dxa" w:w="1728"/>
+          </w:tcPr>
+          <w:p>
+            <w:r>
+              <w:t>Columna</w:t>
+            </w:r>
+          </w:p>
+        </w:tc>
+        <w:tc>
+          <w:tcPr>
+            <w:tcW w:type="dxa" w:w="1728"/>
+          </w:tcPr>
+          <w:p>
+            <w:r>
+              <w:t>Tipo</w:t>
+            </w:r>
+          </w:p>
+        </w:tc>
+        <w:tc>
+          <w:tcPr>
+            <w:tcW w:type="dxa" w:w="1728"/>
+          </w:tcPr>
+          <w:p>
+            <w:r>
+              <w:t>Nulo</w:t>
+            </w:r>
+          </w:p>
+        </w:tc>
+        <w:tc>
+          <w:tcPr>
+            <w:tcW w:type="dxa" w:w="1728"/>
+          </w:tcPr>
+          <w:p>
+            <w:r>
+              <w:t>Default</w:t>
+            </w:r>
+          </w:p>
+        </w:tc>
+        <w:tc>
+          <w:tcPr>
+            <w:tcW w:type="dxa" w:w="1728"/>
+          </w:tcPr>
+          <w:p>
+            <w:r>
+              <w:t>Notas</w:t>
+            </w:r>
+          </w:p>
+        </w:tc>
+      </w:tr>
+      <w:tr>
+        <w:tc>
+          <w:tcPr>
+            <w:tcW w:type="dxa" w:w="1728"/>
+          </w:tcPr>
+          <w:p>
+            <w:r>
+              <w:t>Id</w:t>
+            </w:r>
+          </w:p>
+        </w:tc>
+        <w:tc>
+          <w:tcPr>
+            <w:tcW w:type="dxa" w:w="1728"/>
+          </w:tcPr>
+          <w:p>
+            <w:r>
+              <w:t>int</w:t>
+            </w:r>
+          </w:p>
+        </w:tc>
+        <w:tc>
+          <w:tcPr>
+            <w:tcW w:type="dxa" w:w="1728"/>
+          </w:tcPr>
+          <w:p>
+            <w:r>
+              <w:t>NO</w:t>
+            </w:r>
+          </w:p>
+        </w:tc>
+        <w:tc>
+          <w:tcPr>
+            <w:tcW w:type="dxa" w:w="1728"/>
+          </w:tcPr>
+          <w:p>
+            <w:r>
+              <w:t>—</w:t>
+            </w:r>
+          </w:p>
+        </w:tc>
+        <w:tc>
+          <w:tcPr>
+            <w:tcW w:type="dxa" w:w="1728"/>
+          </w:tcPr>
+          <w:p>
+            <w:r>
+              <w:t>PK, ValueGeneratedNever</w:t>
+            </w:r>
+          </w:p>
+        </w:tc>
+      </w:tr>
+      <w:tr>
+        <w:tc>
+          <w:tcPr>
+            <w:tcW w:type="dxa" w:w="1728"/>
+          </w:tcPr>
+          <w:p>
+            <w:r>
+              <w:t>Nombre</w:t>
+            </w:r>
+          </w:p>
+        </w:tc>
+        <w:tc>
+          <w:tcPr>
+            <w:tcW w:type="dxa" w:w="1728"/>
+          </w:tcPr>
+          <w:p>
+            <w:r>
+              <w:t>nvarchar(50)</w:t>
+            </w:r>
+          </w:p>
+        </w:tc>
+        <w:tc>
+          <w:tcPr>
+            <w:tcW w:type="dxa" w:w="1728"/>
+          </w:tcPr>
+          <w:p>
+            <w:r>
+              <w:t>NO</w:t>
+            </w:r>
+          </w:p>
+        </w:tc>
+        <w:tc>
+          <w:tcPr>
+            <w:tcW w:type="dxa" w:w="1728"/>
+          </w:tcPr>
+          <w:p>
+            <w:r>
+              <w:t>—</w:t>
+            </w:r>
+          </w:p>
+        </w:tc>
+        <w:tc>
+          <w:tcPr>
+            <w:tcW w:type="dxa" w:w="1728"/>
+          </w:tcPr>
+          <w:p>
+            <w:r>
+              <w:t>PROSPECTO / INGRESADO / COBRANZA / CERRADO / ANULADO</w:t>
+            </w:r>
+          </w:p>
+        </w:tc>
+      </w:tr>
+    </w:tbl>
+    <w:p>
+      <w:pPr/>
+    </w:p>
+    <w:p>
+      <w:pPr/>
+      <w:r>
+        <w:t>PK: Id</w:t>
+      </w:r>
+    </w:p>
+    <w:p>
+      <w:pPr/>
+      <w:r>
+        <w:t>Índices:</w:t>
+      </w:r>
+    </w:p>
+    <w:p>
+      <w:pPr/>
+      <w:r>
+        <w:t>• UQ_EstadosOperativo_Nombre (Nombre) UNIQUE</w:t>
+      </w:r>
+    </w:p>
+    <w:p>
+      <w:pPr/>
+    </w:p>
+    <w:p>
+      <w:pPr>
+        <w:pStyle w:val="Heading3"/>
+      </w:pPr>
+      <w:r>
+        <w:t>OPT_Operativo  —  Auditable + PublicId — agregada en 009_modulo_operativo.sql (pendiente de aplicar)</w:t>
+      </w:r>
+    </w:p>
+    <w:p>
+      <w:pPr/>
+      <w:r>
+        <w:t>Raíz del Módulo Operativo: una jornada de atención en terreno en la empresa de un cliente. Agrupa OT (vía OPT_OperativoOT) y gastos (OPT_GastoOperativo). MontoTotalVendido/MontoTotalPagado se calculan sumando el snapshot (MontoVendidoSnapshot/MontoPagadoSnapshot) de cada OT asociada — fijado al asociarla, refrescado a demanda vía POST /api/operativos/{publicId}/recalcular-montos, NO en vivo (ADR 0011). MontoTotalGastos SÍ se recalcula transaccionalmente al registrar/eliminar un GastoOperativo — mismo criterio que OrdenDeTrabajo.Precio/TotalAbonado/Saldo.</w:t>
+      </w:r>
+    </w:p>
+    <w:tbl>
+      <w:tblPr>
+        <w:tblStyle w:val="TableGrid"/>
+        <w:tblW w:type="auto" w:w="0"/>
+        <w:tblLook w:firstColumn="1" w:firstRow="1" w:lastColumn="0" w:lastRow="0" w:noHBand="0" w:noVBand="1" w:val="04A0"/>
+      </w:tblPr>
+      <w:tblGrid>
+        <w:gridCol w:w="1728"/>
+        <w:gridCol w:w="1728"/>
+        <w:gridCol w:w="1728"/>
+        <w:gridCol w:w="1728"/>
+        <w:gridCol w:w="1728"/>
+      </w:tblGrid>
+      <w:tr>
+        <w:tc>
+          <w:tcPr>
+            <w:tcW w:type="dxa" w:w="1728"/>
+          </w:tcPr>
+          <w:p>
+            <w:r>
+              <w:t>Columna</w:t>
+            </w:r>
+          </w:p>
+        </w:tc>
+        <w:tc>
+          <w:tcPr>
+            <w:tcW w:type="dxa" w:w="1728"/>
+          </w:tcPr>
+          <w:p>
+            <w:r>
+              <w:t>Tipo</w:t>
+            </w:r>
+          </w:p>
+        </w:tc>
+        <w:tc>
+          <w:tcPr>
+            <w:tcW w:type="dxa" w:w="1728"/>
+          </w:tcPr>
+          <w:p>
+            <w:r>
+              <w:t>Nulo</w:t>
+            </w:r>
+          </w:p>
+        </w:tc>
+        <w:tc>
+          <w:tcPr>
+            <w:tcW w:type="dxa" w:w="1728"/>
+          </w:tcPr>
+          <w:p>
+            <w:r>
+              <w:t>Default</w:t>
+            </w:r>
+          </w:p>
+        </w:tc>
+        <w:tc>
+          <w:tcPr>
+            <w:tcW w:type="dxa" w:w="1728"/>
+          </w:tcPr>
+          <w:p>
+            <w:r>
+              <w:t>Notas</w:t>
+            </w:r>
+          </w:p>
+        </w:tc>
+      </w:tr>
+      <w:tr>
+        <w:tc>
+          <w:tcPr>
+            <w:tcW w:type="dxa" w:w="1728"/>
+          </w:tcPr>
+          <w:p>
+            <w:r>
+              <w:t>OperativoId</w:t>
+            </w:r>
+          </w:p>
+        </w:tc>
+        <w:tc>
+          <w:tcPr>
+            <w:tcW w:type="dxa" w:w="1728"/>
+          </w:tcPr>
+          <w:p>
+            <w:r>
+              <w:t>int IDENTITY</w:t>
+            </w:r>
+          </w:p>
+        </w:tc>
+        <w:tc>
+          <w:tcPr>
+            <w:tcW w:type="dxa" w:w="1728"/>
+          </w:tcPr>
+          <w:p>
+            <w:r>
+              <w:t>NO</w:t>
+            </w:r>
+          </w:p>
+        </w:tc>
+        <w:tc>
+          <w:tcPr>
+            <w:tcW w:type="dxa" w:w="1728"/>
+          </w:tcPr>
+          <w:p>
+            <w:r>
+              <w:t>—</w:t>
+            </w:r>
+          </w:p>
+        </w:tc>
+        <w:tc>
+          <w:tcPr>
+            <w:tcW w:type="dxa" w:w="1728"/>
+          </w:tcPr>
+          <w:p>
+            <w:r>
+              <w:t>PK</w:t>
+            </w:r>
+          </w:p>
+        </w:tc>
+      </w:tr>
+      <w:tr>
+        <w:tc>
+          <w:tcPr>
+            <w:tcW w:type="dxa" w:w="1728"/>
+          </w:tcPr>
+          <w:p>
+            <w:r>
+              <w:t>PublicId</w:t>
+            </w:r>
+          </w:p>
+        </w:tc>
+        <w:tc>
+          <w:tcPr>
+            <w:tcW w:type="dxa" w:w="1728"/>
+          </w:tcPr>
+          <w:p>
+            <w:r>
+              <w:t>uniqueidentifier</w:t>
+            </w:r>
+          </w:p>
+        </w:tc>
+        <w:tc>
+          <w:tcPr>
+            <w:tcW w:type="dxa" w:w="1728"/>
+          </w:tcPr>
+          <w:p>
+            <w:r>
+              <w:t>NO</w:t>
+            </w:r>
+          </w:p>
+        </w:tc>
+        <w:tc>
+          <w:tcPr>
+            <w:tcW w:type="dxa" w:w="1728"/>
+          </w:tcPr>
+          <w:p>
+            <w:r>
+              <w:t>NEWID()</w:t>
+            </w:r>
+          </w:p>
+        </w:tc>
+        <w:tc>
+          <w:tcPr>
+            <w:tcW w:type="dxa" w:w="1728"/>
+          </w:tcPr>
+          <w:p>
+            <w:r>
+              <w:t>UNIQUE — expuesto en API (recurso de primer nivel, mismo criterio que OrdenDeTrabajo, ADR 0004)</w:t>
+            </w:r>
+          </w:p>
+        </w:tc>
+      </w:tr>
+      <w:tr>
+        <w:tc>
+          <w:tcPr>
+            <w:tcW w:type="dxa" w:w="1728"/>
+          </w:tcPr>
+          <w:p>
+            <w:r>
+              <w:t>Correlativo</w:t>
+            </w:r>
+          </w:p>
+        </w:tc>
+        <w:tc>
+          <w:tcPr>
+            <w:tcW w:type="dxa" w:w="1728"/>
+          </w:tcPr>
+          <w:p>
+            <w:r>
+              <w:t>int</w:t>
+            </w:r>
+          </w:p>
+        </w:tc>
+        <w:tc>
+          <w:tcPr>
+            <w:tcW w:type="dxa" w:w="1728"/>
+          </w:tcPr>
+          <w:p>
+            <w:r>
+              <w:t>NO</w:t>
+            </w:r>
+          </w:p>
+        </w:tc>
+        <w:tc>
+          <w:tcPr>
+            <w:tcW w:type="dxa" w:w="1728"/>
+          </w:tcPr>
+          <w:p>
+            <w:r>
+              <w:t>NEXT VALUE FOR SEQ_CorrelativoOperativo</w:t>
+            </w:r>
+          </w:p>
+        </w:tc>
+        <w:tc>
+          <w:tcPr>
+            <w:tcW w:type="dxa" w:w="1728"/>
+          </w:tcPr>
+          <w:p>
+            <w:r>
+              <w:t>UNIQUE — autogenerado (decisión 2026-09-15, punto 8.5 del requerimiento)</w:t>
+            </w:r>
+          </w:p>
+        </w:tc>
+      </w:tr>
+      <w:tr>
+        <w:tc>
+          <w:tcPr>
+            <w:tcW w:type="dxa" w:w="1728"/>
+          </w:tcPr>
+          <w:p>
+            <w:r>
+              <w:t>EmpresaId</w:t>
+            </w:r>
+          </w:p>
+        </w:tc>
+        <w:tc>
+          <w:tcPr>
+            <w:tcW w:type="dxa" w:w="1728"/>
+          </w:tcPr>
+          <w:p>
+            <w:r>
+              <w:t>int</w:t>
+            </w:r>
+          </w:p>
+        </w:tc>
+        <w:tc>
+          <w:tcPr>
+            <w:tcW w:type="dxa" w:w="1728"/>
+          </w:tcPr>
+          <w:p>
+            <w:r>
+              <w:t>NO</w:t>
+            </w:r>
+          </w:p>
+        </w:tc>
+        <w:tc>
+          <w:tcPr>
+            <w:tcW w:type="dxa" w:w="1728"/>
+          </w:tcPr>
+          <w:p>
+            <w:r>
+              <w:t>—</w:t>
+            </w:r>
+          </w:p>
+        </w:tc>
+        <w:tc>
+          <w:tcPr>
+            <w:tcW w:type="dxa" w:w="1728"/>
+          </w:tcPr>
+          <w:p>
+            <w:r>
+              <w:t>FK → OPT_Empresa</w:t>
+            </w:r>
+          </w:p>
+        </w:tc>
+      </w:tr>
+      <w:tr>
+        <w:tc>
+          <w:tcPr>
+            <w:tcW w:type="dxa" w:w="1728"/>
+          </w:tcPr>
+          <w:p>
+            <w:r>
+              <w:t>SucursalId</w:t>
+            </w:r>
+          </w:p>
+        </w:tc>
+        <w:tc>
+          <w:tcPr>
+            <w:tcW w:type="dxa" w:w="1728"/>
+          </w:tcPr>
+          <w:p>
+            <w:r>
+              <w:t>int</w:t>
+            </w:r>
+          </w:p>
+        </w:tc>
+        <w:tc>
+          <w:tcPr>
+            <w:tcW w:type="dxa" w:w="1728"/>
+          </w:tcPr>
+          <w:p>
+            <w:r>
+              <w:t>NO</w:t>
+            </w:r>
+          </w:p>
+        </w:tc>
+        <w:tc>
+          <w:tcPr>
+            <w:tcW w:type="dxa" w:w="1728"/>
+          </w:tcPr>
+          <w:p>
+            <w:r>
+              <w:t>—</w:t>
+            </w:r>
+          </w:p>
+        </w:tc>
+        <w:tc>
+          <w:tcPr>
+            <w:tcW w:type="dxa" w:w="1728"/>
+          </w:tcPr>
+          <w:p>
+            <w:r>
+              <w:t>FK → OPT_Sucursal (obligatorio — decisión 2026-09-15, punto 8.8: reusa AutorizacionSucursal a futuro)</w:t>
+            </w:r>
+          </w:p>
+        </w:tc>
+      </w:tr>
+      <w:tr>
+        <w:tc>
+          <w:tcPr>
+            <w:tcW w:type="dxa" w:w="1728"/>
+          </w:tcPr>
+          <w:p>
+            <w:r>
+              <w:t>EstadoOperativoId</w:t>
+            </w:r>
+          </w:p>
+        </w:tc>
+        <w:tc>
+          <w:tcPr>
+            <w:tcW w:type="dxa" w:w="1728"/>
+          </w:tcPr>
+          <w:p>
+            <w:r>
+              <w:t>int</w:t>
+            </w:r>
+          </w:p>
+        </w:tc>
+        <w:tc>
+          <w:tcPr>
+            <w:tcW w:type="dxa" w:w="1728"/>
+          </w:tcPr>
+          <w:p>
+            <w:r>
+              <w:t>NO</w:t>
+            </w:r>
+          </w:p>
+        </w:tc>
+        <w:tc>
+          <w:tcPr>
+            <w:tcW w:type="dxa" w:w="1728"/>
+          </w:tcPr>
+          <w:p>
+            <w:r>
+              <w:t>1 (PROSPECTO)</w:t>
+            </w:r>
+          </w:p>
+        </w:tc>
+        <w:tc>
+          <w:tcPr>
+            <w:tcW w:type="dxa" w:w="1728"/>
+          </w:tcPr>
+          <w:p>
+            <w:r>
+              <w:t>FK → OPT_EstadoOperativo</w:t>
+            </w:r>
+          </w:p>
+        </w:tc>
+      </w:tr>
+      <w:tr>
+        <w:tc>
+          <w:tcPr>
+            <w:tcW w:type="dxa" w:w="1728"/>
+          </w:tcPr>
+          <w:p>
+            <w:r>
+              <w:t>Fecha</w:t>
+            </w:r>
+          </w:p>
+        </w:tc>
+        <w:tc>
+          <w:tcPr>
+            <w:tcW w:type="dxa" w:w="1728"/>
+          </w:tcPr>
+          <w:p>
+            <w:r>
+              <w:t>date</w:t>
+            </w:r>
+          </w:p>
+        </w:tc>
+        <w:tc>
+          <w:tcPr>
+            <w:tcW w:type="dxa" w:w="1728"/>
+          </w:tcPr>
+          <w:p>
+            <w:r>
+              <w:t>NO</w:t>
+            </w:r>
+          </w:p>
+        </w:tc>
+        <w:tc>
+          <w:tcPr>
+            <w:tcW w:type="dxa" w:w="1728"/>
+          </w:tcPr>
+          <w:p>
+            <w:r>
+              <w:t>—</w:t>
+            </w:r>
+          </w:p>
+        </w:tc>
+        <w:tc>
+          <w:tcPr>
+            <w:tcW w:type="dxa" w:w="1728"/>
+          </w:tcPr>
+          <w:p>
+            <w:r>
+              <w:t>Fecha del Operativo</w:t>
+            </w:r>
+          </w:p>
+        </w:tc>
+      </w:tr>
+      <w:tr>
+        <w:tc>
+          <w:tcPr>
+            <w:tcW w:type="dxa" w:w="1728"/>
+          </w:tcPr>
+          <w:p>
+            <w:r>
+              <w:t>Observacion</w:t>
+            </w:r>
+          </w:p>
+        </w:tc>
+        <w:tc>
+          <w:tcPr>
+            <w:tcW w:type="dxa" w:w="1728"/>
+          </w:tcPr>
+          <w:p>
+            <w:r>
+              <w:t>nvarchar(500)</w:t>
+            </w:r>
+          </w:p>
+        </w:tc>
+        <w:tc>
+          <w:tcPr>
+            <w:tcW w:type="dxa" w:w="1728"/>
+          </w:tcPr>
+          <w:p>
+            <w:r>
+              <w:t>SÍ</w:t>
+            </w:r>
+          </w:p>
+        </w:tc>
+        <w:tc>
+          <w:tcPr>
+            <w:tcW w:type="dxa" w:w="1728"/>
+          </w:tcPr>
+          <w:p>
+            <w:r>
+              <w:t>NULL</w:t>
+            </w:r>
+          </w:p>
+        </w:tc>
+        <w:tc>
+          <w:tcPr>
+            <w:tcW w:type="dxa" w:w="1728"/>
+          </w:tcPr>
+          <w:p>
+            <w:r/>
+          </w:p>
+        </w:tc>
+      </w:tr>
+      <w:tr>
+        <w:tc>
+          <w:tcPr>
+            <w:tcW w:type="dxa" w:w="1728"/>
+          </w:tcPr>
+          <w:p>
+            <w:r>
+              <w:t>MontoTotalVendido</w:t>
+            </w:r>
+          </w:p>
+        </w:tc>
+        <w:tc>
+          <w:tcPr>
+            <w:tcW w:type="dxa" w:w="1728"/>
+          </w:tcPr>
+          <w:p>
+            <w:r>
+              <w:t>decimal(18,2)</w:t>
+            </w:r>
+          </w:p>
+        </w:tc>
+        <w:tc>
+          <w:tcPr>
+            <w:tcW w:type="dxa" w:w="1728"/>
+          </w:tcPr>
+          <w:p>
+            <w:r>
+              <w:t>NO</w:t>
+            </w:r>
+          </w:p>
+        </w:tc>
+        <w:tc>
+          <w:tcPr>
+            <w:tcW w:type="dxa" w:w="1728"/>
+          </w:tcPr>
+          <w:p>
+            <w:r>
+              <w:t>0</w:t>
+            </w:r>
+          </w:p>
+        </w:tc>
+        <w:tc>
+          <w:tcPr>
+            <w:tcW w:type="dxa" w:w="1728"/>
+          </w:tcPr>
+          <w:p>
+            <w:r>
+              <w:t>Suma de OrdenDeTrabajo.Precio de las OT vinculadas — recalculado transaccionalmente</w:t>
+            </w:r>
+          </w:p>
+        </w:tc>
+      </w:tr>
+      <w:tr>
+        <w:tc>
+          <w:tcPr>
+            <w:tcW w:type="dxa" w:w="1728"/>
+          </w:tcPr>
+          <w:p>
+            <w:r>
+              <w:t>MontoTotalPagado</w:t>
+            </w:r>
+          </w:p>
+        </w:tc>
+        <w:tc>
+          <w:tcPr>
+            <w:tcW w:type="dxa" w:w="1728"/>
+          </w:tcPr>
+          <w:p>
+            <w:r>
+              <w:t>decimal(18,2)</w:t>
+            </w:r>
+          </w:p>
+        </w:tc>
+        <w:tc>
+          <w:tcPr>
+            <w:tcW w:type="dxa" w:w="1728"/>
+          </w:tcPr>
+          <w:p>
+            <w:r>
+              <w:t>NO</w:t>
+            </w:r>
+          </w:p>
+        </w:tc>
+        <w:tc>
+          <w:tcPr>
+            <w:tcW w:type="dxa" w:w="1728"/>
+          </w:tcPr>
+          <w:p>
+            <w:r>
+              <w:t>0</w:t>
+            </w:r>
+          </w:p>
+        </w:tc>
+        <w:tc>
+          <w:tcPr>
+            <w:tcW w:type="dxa" w:w="1728"/>
+          </w:tcPr>
+          <w:p>
+            <w:r>
+              <w:t>Suma de OrdenDeTrabajo.TotalAbonado de las OT vinculadas — recalculado transaccionalmente</w:t>
+            </w:r>
+          </w:p>
+        </w:tc>
+      </w:tr>
+      <w:tr>
+        <w:tc>
+          <w:tcPr>
+            <w:tcW w:type="dxa" w:w="1728"/>
+          </w:tcPr>
+          <w:p>
+            <w:r>
+              <w:t>MontoTotalGastos</w:t>
+            </w:r>
+          </w:p>
+        </w:tc>
+        <w:tc>
+          <w:tcPr>
+            <w:tcW w:type="dxa" w:w="1728"/>
+          </w:tcPr>
+          <w:p>
+            <w:r>
+              <w:t>decimal(18,2)</w:t>
+            </w:r>
+          </w:p>
+        </w:tc>
+        <w:tc>
+          <w:tcPr>
+            <w:tcW w:type="dxa" w:w="1728"/>
+          </w:tcPr>
+          <w:p>
+            <w:r>
+              <w:t>NO</w:t>
+            </w:r>
+          </w:p>
+        </w:tc>
+        <w:tc>
+          <w:tcPr>
+            <w:tcW w:type="dxa" w:w="1728"/>
+          </w:tcPr>
+          <w:p>
+            <w:r>
+              <w:t>0</w:t>
+            </w:r>
+          </w:p>
+        </w:tc>
+        <w:tc>
+          <w:tcPr>
+            <w:tcW w:type="dxa" w:w="1728"/>
+          </w:tcPr>
+          <w:p>
+            <w:r>
+              <w:t>Suma de GastoOperativo.Monto — recalculado transaccionalmente</w:t>
+            </w:r>
+          </w:p>
+        </w:tc>
+      </w:tr>
+    </w:tbl>
+    <w:p>
+      <w:pPr/>
+    </w:p>
+    <w:p>
+      <w:pPr/>
+      <w:r>
+        <w:t>PK: OperativoId</w:t>
+      </w:r>
+    </w:p>
+    <w:p>
+      <w:pPr/>
+      <w:r>
+        <w:t>Índices:</w:t>
+      </w:r>
+    </w:p>
+    <w:p>
+      <w:pPr/>
+      <w:r>
+        <w:t>• UQ_Operativos_PublicId (PublicId) UNIQUE</w:t>
+      </w:r>
+    </w:p>
+    <w:p>
+      <w:pPr/>
+      <w:r>
+        <w:t>• UQ_Operativos_Correlativo (Correlativo) UNIQUE</w:t>
+      </w:r>
+    </w:p>
+    <w:p>
+      <w:pPr/>
+      <w:r>
+        <w:t>• IX_Operativos_EmpresaId (EmpresaId)</w:t>
+      </w:r>
+    </w:p>
+    <w:p>
+      <w:pPr/>
+      <w:r>
+        <w:t>• IX_Operativos_SucursalId (SucursalId)</w:t>
+      </w:r>
+    </w:p>
+    <w:p>
+      <w:pPr/>
+      <w:r>
+        <w:t>• IX_Operativos_EstadoOperativoId (EstadoOperativoId)</w:t>
+      </w:r>
+    </w:p>
+    <w:p>
+      <w:pPr/>
+      <w:r>
+        <w:t>• IX_Operativos_Fecha (Fecha)</w:t>
+      </w:r>
+    </w:p>
+    <w:p>
+      <w:pPr/>
+      <w:r>
+        <w:t>Claves foráneas:</w:t>
+      </w:r>
+    </w:p>
+    <w:p>
+      <w:pPr/>
+      <w:r>
+        <w:t>• FK_Operativos_Empresas: EmpresaId → OPT_Empresa.EmpresaId</w:t>
+      </w:r>
+    </w:p>
+    <w:p>
+      <w:pPr/>
+      <w:r>
+        <w:t>• FK_Operativos_Sucursales: SucursalId → OPT_Sucursal.SucursalId</w:t>
+      </w:r>
+    </w:p>
+    <w:p>
+      <w:pPr/>
+      <w:r>
+        <w:t>• FK_Operativos_EstadosOperativo: EstadoOperativoId → OPT_EstadoOperativo.Id</w:t>
+      </w:r>
+    </w:p>
+    <w:p>
+      <w:pPr/>
+    </w:p>
+    <w:p>
+      <w:pPr>
+        <w:pStyle w:val="Heading3"/>
+      </w:pPr>
+      <w:r>
+        <w:t>OPT_OperativoOT  —  Relación (POCO sin base, sin auditoría) — agregada en 009_modulo_operativo.sql (pendiente de aplicar)</w:t>
+      </w:r>
+    </w:p>
+    <w:p>
+      <w:pPr/>
+      <w:r>
+        <w:t>Relación Operativo–OrdenDeTrabajo. Una OT pertenece a lo sumo un Operativo (índice único en OrdenDeTrabajoId); un Operativo agrupa N OT. La OT sigue sin PublicId propio en este contexto — se expone anidada bajo /api/operativos/{publicId}/..., mismo criterio que Abono/Pago/Cuota bajo OrdenDeTrabajo (ADR 0007).</w:t>
+      </w:r>
+    </w:p>
+    <w:tbl>
+      <w:tblPr>
+        <w:tblStyle w:val="TableGrid"/>
+        <w:tblW w:type="auto" w:w="0"/>
+        <w:tblLook w:firstColumn="1" w:firstRow="1" w:lastColumn="0" w:lastRow="0" w:noHBand="0" w:noVBand="1" w:val="04A0"/>
+      </w:tblPr>
+      <w:tblGrid>
+        <w:gridCol w:w="1728"/>
+        <w:gridCol w:w="1728"/>
+        <w:gridCol w:w="1728"/>
+        <w:gridCol w:w="1728"/>
+        <w:gridCol w:w="1728"/>
+      </w:tblGrid>
+      <w:tr>
+        <w:tc>
+          <w:tcPr>
+            <w:tcW w:type="dxa" w:w="1728"/>
+          </w:tcPr>
+          <w:p>
+            <w:r>
+              <w:t>Columna</w:t>
+            </w:r>
+          </w:p>
+        </w:tc>
+        <w:tc>
+          <w:tcPr>
+            <w:tcW w:type="dxa" w:w="1728"/>
+          </w:tcPr>
+          <w:p>
+            <w:r>
+              <w:t>Tipo</w:t>
+            </w:r>
+          </w:p>
+        </w:tc>
+        <w:tc>
+          <w:tcPr>
+            <w:tcW w:type="dxa" w:w="1728"/>
+          </w:tcPr>
+          <w:p>
+            <w:r>
+              <w:t>Nulo</w:t>
+            </w:r>
+          </w:p>
+        </w:tc>
+        <w:tc>
+          <w:tcPr>
+            <w:tcW w:type="dxa" w:w="1728"/>
+          </w:tcPr>
+          <w:p>
+            <w:r>
+              <w:t>Default</w:t>
+            </w:r>
+          </w:p>
+        </w:tc>
+        <w:tc>
+          <w:tcPr>
+            <w:tcW w:type="dxa" w:w="1728"/>
+          </w:tcPr>
+          <w:p>
+            <w:r>
+              <w:t>Notas</w:t>
+            </w:r>
+          </w:p>
+        </w:tc>
+      </w:tr>
+      <w:tr>
+        <w:tc>
+          <w:tcPr>
+            <w:tcW w:type="dxa" w:w="1728"/>
+          </w:tcPr>
+          <w:p>
+            <w:r>
+              <w:t>OperativoOTId</w:t>
+            </w:r>
+          </w:p>
+        </w:tc>
+        <w:tc>
+          <w:tcPr>
+            <w:tcW w:type="dxa" w:w="1728"/>
+          </w:tcPr>
+          <w:p>
+            <w:r>
+              <w:t>int IDENTITY</w:t>
+            </w:r>
+          </w:p>
+        </w:tc>
+        <w:tc>
+          <w:tcPr>
+            <w:tcW w:type="dxa" w:w="1728"/>
+          </w:tcPr>
+          <w:p>
+            <w:r>
+              <w:t>NO</w:t>
+            </w:r>
+          </w:p>
+        </w:tc>
+        <w:tc>
+          <w:tcPr>
+            <w:tcW w:type="dxa" w:w="1728"/>
+          </w:tcPr>
+          <w:p>
+            <w:r>
+              <w:t>—</w:t>
+            </w:r>
+          </w:p>
+        </w:tc>
+        <w:tc>
+          <w:tcPr>
+            <w:tcW w:type="dxa" w:w="1728"/>
+          </w:tcPr>
+          <w:p>
+            <w:r>
+              <w:t>PK</w:t>
+            </w:r>
+          </w:p>
+        </w:tc>
+      </w:tr>
+      <w:tr>
+        <w:tc>
+          <w:tcPr>
+            <w:tcW w:type="dxa" w:w="1728"/>
+          </w:tcPr>
+          <w:p>
+            <w:r>
+              <w:t>OperativoId</w:t>
+            </w:r>
+          </w:p>
+        </w:tc>
+        <w:tc>
+          <w:tcPr>
+            <w:tcW w:type="dxa" w:w="1728"/>
+          </w:tcPr>
+          <w:p>
+            <w:r>
+              <w:t>int</w:t>
+            </w:r>
+          </w:p>
+        </w:tc>
+        <w:tc>
+          <w:tcPr>
+            <w:tcW w:type="dxa" w:w="1728"/>
+          </w:tcPr>
+          <w:p>
+            <w:r>
+              <w:t>NO</w:t>
+            </w:r>
+          </w:p>
+        </w:tc>
+        <w:tc>
+          <w:tcPr>
+            <w:tcW w:type="dxa" w:w="1728"/>
+          </w:tcPr>
+          <w:p>
+            <w:r>
+              <w:t>—</w:t>
+            </w:r>
+          </w:p>
+        </w:tc>
+        <w:tc>
+          <w:tcPr>
+            <w:tcW w:type="dxa" w:w="1728"/>
+          </w:tcPr>
+          <w:p>
+            <w:r>
+              <w:t>FK → OPT_Operativo</w:t>
+            </w:r>
+          </w:p>
+        </w:tc>
+      </w:tr>
+      <w:tr>
+        <w:tc>
+          <w:tcPr>
+            <w:tcW w:type="dxa" w:w="1728"/>
+          </w:tcPr>
+          <w:p>
+            <w:r>
+              <w:t>OrdenDeTrabajoId</w:t>
+            </w:r>
+          </w:p>
+        </w:tc>
+        <w:tc>
+          <w:tcPr>
+            <w:tcW w:type="dxa" w:w="1728"/>
+          </w:tcPr>
+          <w:p>
+            <w:r>
+              <w:t>int</w:t>
+            </w:r>
+          </w:p>
+        </w:tc>
+        <w:tc>
+          <w:tcPr>
+            <w:tcW w:type="dxa" w:w="1728"/>
+          </w:tcPr>
+          <w:p>
+            <w:r>
+              <w:t>NO</w:t>
+            </w:r>
+          </w:p>
+        </w:tc>
+        <w:tc>
+          <w:tcPr>
+            <w:tcW w:type="dxa" w:w="1728"/>
+          </w:tcPr>
+          <w:p>
+            <w:r>
+              <w:t>—</w:t>
+            </w:r>
+          </w:p>
+        </w:tc>
+        <w:tc>
+          <w:tcPr>
+            <w:tcW w:type="dxa" w:w="1728"/>
+          </w:tcPr>
+          <w:p>
+            <w:r>
+              <w:t>FK → OPT_OrdenDeTrabajo — UNIQUE (una OT pertenece a lo sumo un Operativo)</w:t>
+            </w:r>
+          </w:p>
+        </w:tc>
+      </w:tr>
+      <w:tr>
+        <w:tc>
+          <w:tcPr>
+            <w:tcW w:type="dxa" w:w="1728"/>
+          </w:tcPr>
+          <w:p>
+            <w:r>
+              <w:t>MontoVendidoSnapshot</w:t>
+            </w:r>
+          </w:p>
+        </w:tc>
+        <w:tc>
+          <w:tcPr>
+            <w:tcW w:type="dxa" w:w="1728"/>
+          </w:tcPr>
+          <w:p>
+            <w:r>
+              <w:t>decimal(18,2)</w:t>
+            </w:r>
+          </w:p>
+        </w:tc>
+        <w:tc>
+          <w:tcPr>
+            <w:tcW w:type="dxa" w:w="1728"/>
+          </w:tcPr>
+          <w:p>
+            <w:r>
+              <w:t>NO</w:t>
+            </w:r>
+          </w:p>
+        </w:tc>
+        <w:tc>
+          <w:tcPr>
+            <w:tcW w:type="dxa" w:w="1728"/>
+          </w:tcPr>
+          <w:p>
+            <w:r>
+              <w:t>0</w:t>
+            </w:r>
+          </w:p>
+        </w:tc>
+        <w:tc>
+          <w:tcPr>
+            <w:tcW w:type="dxa" w:w="1728"/>
+          </w:tcPr>
+          <w:p>
+            <w:r>
+              <w:t>Precio de la OT al momento de asociarla (o del último refresco) — agregada al construir el dominio, ADR 0011</w:t>
+            </w:r>
+          </w:p>
+        </w:tc>
+      </w:tr>
+      <w:tr>
+        <w:tc>
+          <w:tcPr>
+            <w:tcW w:type="dxa" w:w="1728"/>
+          </w:tcPr>
+          <w:p>
+            <w:r>
+              <w:t>MontoPagadoSnapshot</w:t>
+            </w:r>
+          </w:p>
+        </w:tc>
+        <w:tc>
+          <w:tcPr>
+            <w:tcW w:type="dxa" w:w="1728"/>
+          </w:tcPr>
+          <w:p>
+            <w:r>
+              <w:t>decimal(18,2)</w:t>
+            </w:r>
+          </w:p>
+        </w:tc>
+        <w:tc>
+          <w:tcPr>
+            <w:tcW w:type="dxa" w:w="1728"/>
+          </w:tcPr>
+          <w:p>
+            <w:r>
+              <w:t>NO</w:t>
+            </w:r>
+          </w:p>
+        </w:tc>
+        <w:tc>
+          <w:tcPr>
+            <w:tcW w:type="dxa" w:w="1728"/>
+          </w:tcPr>
+          <w:p>
+            <w:r>
+              <w:t>0</w:t>
+            </w:r>
+          </w:p>
+        </w:tc>
+        <w:tc>
+          <w:tcPr>
+            <w:tcW w:type="dxa" w:w="1728"/>
+          </w:tcPr>
+          <w:p>
+            <w:r>
+              <w:t>TotalAbonado de la OT al momento de asociarla (o del último refresco) — agregada al construir el dominio, ADR 0011</w:t>
+            </w:r>
+          </w:p>
+        </w:tc>
+      </w:tr>
+    </w:tbl>
+    <w:tbl>
+      <w:tblPr>
+        <w:tblStyle w:val="TableGrid"/>
+        <w:tblW w:type="auto" w:w="0"/>
+        <w:tblLook w:firstColumn="1" w:firstRow="1" w:lastColumn="0" w:lastRow="0" w:noHBand="0" w:noVBand="1" w:val="04A0"/>
+      </w:tblPr>
+      <w:tblGrid>
+        <w:gridCol w:w="1728"/>
+        <w:gridCol w:w="1728"/>
+        <w:gridCol w:w="1728"/>
+        <w:gridCol w:w="1728"/>
+        <w:gridCol w:w="1728"/>
+      </w:tblGrid>
+      <w:tr>
+        <w:tc>
+          <w:tcPr>
+            <w:tcW w:type="dxa" w:w="1728"/>
+          </w:tcPr>
+          <w:p>
+            <w:r>
+              <w:t>Columna</w:t>
+            </w:r>
+          </w:p>
+        </w:tc>
+        <w:tc>
+          <w:tcPr>
+            <w:tcW w:type="dxa" w:w="1728"/>
+          </w:tcPr>
+          <w:p>
+            <w:r>
+              <w:t>Tipo</w:t>
+            </w:r>
+          </w:p>
+        </w:tc>
+        <w:tc>
+          <w:tcPr>
+            <w:tcW w:type="dxa" w:w="1728"/>
+          </w:tcPr>
+          <w:p>
+            <w:r>
+              <w:t>Nulo</w:t>
+            </w:r>
+          </w:p>
+        </w:tc>
+        <w:tc>
+          <w:tcPr>
+            <w:tcW w:type="dxa" w:w="1728"/>
+          </w:tcPr>
+          <w:p>
+            <w:r>
+              <w:t>Default</w:t>
+            </w:r>
+          </w:p>
+        </w:tc>
+        <w:tc>
+          <w:tcPr>
+            <w:tcW w:type="dxa" w:w="1728"/>
+          </w:tcPr>
+          <w:p>
+            <w:r>
+              <w:t>Notas</w:t>
+            </w:r>
+          </w:p>
+        </w:tc>
+      </w:tr>
+      <w:tr>
+        <w:tc>
+          <w:tcPr>
+            <w:tcW w:type="dxa" w:w="1728"/>
+          </w:tcPr>
+          <w:p>
+            <w:r>
+              <w:t>OperativoOTId</w:t>
+            </w:r>
+          </w:p>
+        </w:tc>
+        <w:tc>
+          <w:tcPr>
+            <w:tcW w:type="dxa" w:w="1728"/>
+          </w:tcPr>
+          <w:p>
+            <w:r>
+              <w:t>int IDENTITY</w:t>
+            </w:r>
+          </w:p>
+        </w:tc>
+        <w:tc>
+          <w:tcPr>
+            <w:tcW w:type="dxa" w:w="1728"/>
+          </w:tcPr>
+          <w:p>
+            <w:r>
+              <w:t>NO</w:t>
+            </w:r>
+          </w:p>
+        </w:tc>
+        <w:tc>
+          <w:tcPr>
+            <w:tcW w:type="dxa" w:w="1728"/>
+          </w:tcPr>
+          <w:p>
+            <w:r>
+              <w:t>—</w:t>
+            </w:r>
+          </w:p>
+        </w:tc>
+        <w:tc>
+          <w:tcPr>
+            <w:tcW w:type="dxa" w:w="1728"/>
+          </w:tcPr>
+          <w:p>
+            <w:r>
+              <w:t>PK</w:t>
+            </w:r>
+          </w:p>
+        </w:tc>
+      </w:tr>
+      <w:tr>
+        <w:tc>
+          <w:tcPr>
+            <w:tcW w:type="dxa" w:w="1728"/>
+          </w:tcPr>
+          <w:p>
+            <w:r>
+              <w:t>OperativoId</w:t>
+            </w:r>
+          </w:p>
+        </w:tc>
+        <w:tc>
+          <w:tcPr>
+            <w:tcW w:type="dxa" w:w="1728"/>
+          </w:tcPr>
+          <w:p>
+            <w:r>
+              <w:t>int</w:t>
+            </w:r>
+          </w:p>
+        </w:tc>
+        <w:tc>
+          <w:tcPr>
+            <w:tcW w:type="dxa" w:w="1728"/>
+          </w:tcPr>
+          <w:p>
+            <w:r>
+              <w:t>NO</w:t>
+            </w:r>
+          </w:p>
+        </w:tc>
+        <w:tc>
+          <w:tcPr>
+            <w:tcW w:type="dxa" w:w="1728"/>
+          </w:tcPr>
+          <w:p>
+            <w:r>
+              <w:t>—</w:t>
+            </w:r>
+          </w:p>
+        </w:tc>
+        <w:tc>
+          <w:tcPr>
+            <w:tcW w:type="dxa" w:w="1728"/>
+          </w:tcPr>
+          <w:p>
+            <w:r>
+              <w:t>FK → OPT_Operativo</w:t>
+            </w:r>
+          </w:p>
+        </w:tc>
+      </w:tr>
+      <w:tr>
+        <w:tc>
+          <w:tcPr>
+            <w:tcW w:type="dxa" w:w="1728"/>
+          </w:tcPr>
+          <w:p>
+            <w:r>
+              <w:t>OrdenDeTrabajoId</w:t>
+            </w:r>
+          </w:p>
+        </w:tc>
+        <w:tc>
+          <w:tcPr>
+            <w:tcW w:type="dxa" w:w="1728"/>
+          </w:tcPr>
+          <w:p>
+            <w:r>
+              <w:t>int</w:t>
+            </w:r>
+          </w:p>
+        </w:tc>
+        <w:tc>
+          <w:tcPr>
+            <w:tcW w:type="dxa" w:w="1728"/>
+          </w:tcPr>
+          <w:p>
+            <w:r>
+              <w:t>NO</w:t>
+            </w:r>
+          </w:p>
+        </w:tc>
+        <w:tc>
+          <w:tcPr>
+            <w:tcW w:type="dxa" w:w="1728"/>
+          </w:tcPr>
+          <w:p>
+            <w:r>
+              <w:t>—</w:t>
+            </w:r>
+          </w:p>
+        </w:tc>
+        <w:tc>
+          <w:tcPr>
+            <w:tcW w:type="dxa" w:w="1728"/>
+          </w:tcPr>
+          <w:p>
+            <w:r>
+              <w:t>FK → OPT_OrdenDeTrabajo — UNIQUE (una OT, un solo Operativo)</w:t>
+            </w:r>
+          </w:p>
+        </w:tc>
+      </w:tr>
+    </w:tbl>
+    <w:p>
+      <w:pPr/>
+    </w:p>
+    <w:p>
+      <w:pPr/>
+      <w:r>
+        <w:t>PK: OperativoOTId</w:t>
+      </w:r>
+    </w:p>
+    <w:p>
+      <w:pPr/>
+      <w:r>
+        <w:t>Índices:</w:t>
+      </w:r>
+    </w:p>
+    <w:p>
+      <w:pPr/>
+      <w:r>
+        <w:t>• UQ_OperativoOT_OrdenDeTrabajoId (OrdenDeTrabajoId) UNIQUE</w:t>
+      </w:r>
+    </w:p>
+    <w:p>
+      <w:pPr/>
+      <w:r>
+        <w:t>• IX_OperativoOT_OperativoId (OperativoId)</w:t>
+      </w:r>
+    </w:p>
+    <w:p>
+      <w:pPr/>
+      <w:r>
+        <w:t>Claves foráneas:</w:t>
+      </w:r>
+    </w:p>
+    <w:p>
+      <w:pPr/>
+      <w:r>
+        <w:t>• FK_OperativoOT_Operativos: OperativoId → OPT_Operativo.OperativoId, ON DELETE CASCADE</w:t>
+      </w:r>
+    </w:p>
+    <w:p>
+      <w:pPr/>
+      <w:r>
+        <w:t>• FK_OperativoOT_OrdenesDeTrabajo: OrdenDeTrabajoId → OPT_OrdenDeTrabajo.OrdenDeTrabajoId, ON DELETE NO ACTION</w:t>
+      </w:r>
+    </w:p>
+    <w:p>
+      <w:pPr/>
+    </w:p>
+    <w:p>
+      <w:pPr>
+        <w:pStyle w:val="Heading3"/>
+      </w:pPr>
+      <w:r>
+        <w:t>OPT_GastoOperativo  —  Auditable — agregada en 009_modulo_operativo.sql (pendiente de aplicar)</w:t>
+      </w:r>
+    </w:p>
+    <w:p>
+      <w:pPr/>
+      <w:r>
+        <w:t>Gasto de una jornada (arriendo, movilización, insumos, etc. — sin categoría propia por decisión del 2026-09-15, punto 8.4 del requerimiento). Se puede ingresar en cualquier estado del Operativo excepto ANULADO — regla de dominio, no modelada como constraint de base de datos.</w:t>
+      </w:r>
+    </w:p>
+    <w:tbl>
+      <w:tblPr>
+        <w:tblStyle w:val="TableGrid"/>
+        <w:tblW w:type="auto" w:w="0"/>
+        <w:tblLook w:firstColumn="1" w:firstRow="1" w:lastColumn="0" w:lastRow="0" w:noHBand="0" w:noVBand="1" w:val="04A0"/>
+      </w:tblPr>
+      <w:tblGrid>
+        <w:gridCol w:w="1728"/>
+        <w:gridCol w:w="1728"/>
+        <w:gridCol w:w="1728"/>
+        <w:gridCol w:w="1728"/>
+        <w:gridCol w:w="1728"/>
+      </w:tblGrid>
+      <w:tr>
+        <w:tc>
+          <w:tcPr>
+            <w:tcW w:type="dxa" w:w="1728"/>
+          </w:tcPr>
+          <w:p>
+            <w:r>
+              <w:t>Columna</w:t>
+            </w:r>
+          </w:p>
+        </w:tc>
+        <w:tc>
+          <w:tcPr>
+            <w:tcW w:type="dxa" w:w="1728"/>
+          </w:tcPr>
+          <w:p>
+            <w:r>
+              <w:t>Tipo</w:t>
+            </w:r>
+          </w:p>
+        </w:tc>
+        <w:tc>
+          <w:tcPr>
+            <w:tcW w:type="dxa" w:w="1728"/>
+          </w:tcPr>
+          <w:p>
+            <w:r>
+              <w:t>Nulo</w:t>
+            </w:r>
+          </w:p>
+        </w:tc>
+        <w:tc>
+          <w:tcPr>
+            <w:tcW w:type="dxa" w:w="1728"/>
+          </w:tcPr>
+          <w:p>
+            <w:r>
+              <w:t>Default</w:t>
+            </w:r>
+          </w:p>
+        </w:tc>
+        <w:tc>
+          <w:tcPr>
+            <w:tcW w:type="dxa" w:w="1728"/>
+          </w:tcPr>
+          <w:p>
+            <w:r>
+              <w:t>Notas</w:t>
+            </w:r>
+          </w:p>
+        </w:tc>
+      </w:tr>
+      <w:tr>
+        <w:tc>
+          <w:tcPr>
+            <w:tcW w:type="dxa" w:w="1728"/>
+          </w:tcPr>
+          <w:p>
+            <w:r>
+              <w:t>GastoOperativoId</w:t>
+            </w:r>
+          </w:p>
+        </w:tc>
+        <w:tc>
+          <w:tcPr>
+            <w:tcW w:type="dxa" w:w="1728"/>
+          </w:tcPr>
+          <w:p>
+            <w:r>
+              <w:t>int IDENTITY</w:t>
+            </w:r>
+          </w:p>
+        </w:tc>
+        <w:tc>
+          <w:tcPr>
+            <w:tcW w:type="dxa" w:w="1728"/>
+          </w:tcPr>
+          <w:p>
+            <w:r>
+              <w:t>NO</w:t>
+            </w:r>
+          </w:p>
+        </w:tc>
+        <w:tc>
+          <w:tcPr>
+            <w:tcW w:type="dxa" w:w="1728"/>
+          </w:tcPr>
+          <w:p>
+            <w:r>
+              <w:t>—</w:t>
+            </w:r>
+          </w:p>
+        </w:tc>
+        <w:tc>
+          <w:tcPr>
+            <w:tcW w:type="dxa" w:w="1728"/>
+          </w:tcPr>
+          <w:p>
+            <w:r>
+              <w:t>PK</w:t>
+            </w:r>
+          </w:p>
+        </w:tc>
+      </w:tr>
+      <w:tr>
+        <w:tc>
+          <w:tcPr>
+            <w:tcW w:type="dxa" w:w="1728"/>
+          </w:tcPr>
+          <w:p>
+            <w:r>
+              <w:t>OperativoId</w:t>
+            </w:r>
+          </w:p>
+        </w:tc>
+        <w:tc>
+          <w:tcPr>
+            <w:tcW w:type="dxa" w:w="1728"/>
+          </w:tcPr>
+          <w:p>
+            <w:r>
+              <w:t>int</w:t>
+            </w:r>
+          </w:p>
+        </w:tc>
+        <w:tc>
+          <w:tcPr>
+            <w:tcW w:type="dxa" w:w="1728"/>
+          </w:tcPr>
+          <w:p>
+            <w:r>
+              <w:t>NO</w:t>
+            </w:r>
+          </w:p>
+        </w:tc>
+        <w:tc>
+          <w:tcPr>
+            <w:tcW w:type="dxa" w:w="1728"/>
+          </w:tcPr>
+          <w:p>
+            <w:r>
+              <w:t>—</w:t>
+            </w:r>
+          </w:p>
+        </w:tc>
+        <w:tc>
+          <w:tcPr>
+            <w:tcW w:type="dxa" w:w="1728"/>
+          </w:tcPr>
+          <w:p>
+            <w:r>
+              <w:t>FK → OPT_Operativo</w:t>
+            </w:r>
+          </w:p>
+        </w:tc>
+      </w:tr>
+      <w:tr>
+        <w:tc>
+          <w:tcPr>
+            <w:tcW w:type="dxa" w:w="1728"/>
+          </w:tcPr>
+          <w:p>
+            <w:r>
+              <w:t>Monto</w:t>
+            </w:r>
+          </w:p>
+        </w:tc>
+        <w:tc>
+          <w:tcPr>
+            <w:tcW w:type="dxa" w:w="1728"/>
+          </w:tcPr>
+          <w:p>
+            <w:r>
+              <w:t>decimal(18,2)</w:t>
+            </w:r>
+          </w:p>
+        </w:tc>
+        <w:tc>
+          <w:tcPr>
+            <w:tcW w:type="dxa" w:w="1728"/>
+          </w:tcPr>
+          <w:p>
+            <w:r>
+              <w:t>NO</w:t>
+            </w:r>
+          </w:p>
+        </w:tc>
+        <w:tc>
+          <w:tcPr>
+            <w:tcW w:type="dxa" w:w="1728"/>
+          </w:tcPr>
+          <w:p>
+            <w:r>
+              <w:t>—</w:t>
+            </w:r>
+          </w:p>
+        </w:tc>
+        <w:tc>
+          <w:tcPr>
+            <w:tcW w:type="dxa" w:w="1728"/>
+          </w:tcPr>
+          <w:p>
+            <w:r/>
+          </w:p>
+        </w:tc>
+      </w:tr>
+      <w:tr>
+        <w:tc>
+          <w:tcPr>
+            <w:tcW w:type="dxa" w:w="1728"/>
+          </w:tcPr>
+          <w:p>
+            <w:r>
+              <w:t>NumeroDocumento</w:t>
+            </w:r>
+          </w:p>
+        </w:tc>
+        <w:tc>
+          <w:tcPr>
+            <w:tcW w:type="dxa" w:w="1728"/>
+          </w:tcPr>
+          <w:p>
+            <w:r>
+              <w:t>nvarchar(50)</w:t>
+            </w:r>
+          </w:p>
+        </w:tc>
+        <w:tc>
+          <w:tcPr>
+            <w:tcW w:type="dxa" w:w="1728"/>
+          </w:tcPr>
+          <w:p>
+            <w:r>
+              <w:t>SÍ</w:t>
+            </w:r>
+          </w:p>
+        </w:tc>
+        <w:tc>
+          <w:tcPr>
+            <w:tcW w:type="dxa" w:w="1728"/>
+          </w:tcPr>
+          <w:p>
+            <w:r>
+              <w:t>NULL</w:t>
+            </w:r>
+          </w:p>
+        </w:tc>
+        <w:tc>
+          <w:tcPr>
+            <w:tcW w:type="dxa" w:w="1728"/>
+          </w:tcPr>
+          <w:p>
+            <w:r>
+              <w:t>N° de boleta o factura</w:t>
+            </w:r>
+          </w:p>
+        </w:tc>
+      </w:tr>
+    </w:tbl>
+    <w:p>
+      <w:pPr/>
+    </w:p>
+    <w:p>
+      <w:pPr/>
+      <w:r>
+        <w:t>PK: GastoOperativoId</w:t>
+      </w:r>
+    </w:p>
+    <w:p>
+      <w:pPr/>
+      <w:r>
+        <w:t>Índices:</w:t>
+      </w:r>
+    </w:p>
+    <w:p>
+      <w:pPr/>
+      <w:r>
+        <w:t>• IX_GastosOperativo_OperativoId (OperativoId)</w:t>
+      </w:r>
+    </w:p>
+    <w:p>
+      <w:pPr/>
+      <w:r>
+        <w:t>Claves foráneas:</w:t>
+      </w:r>
+    </w:p>
+    <w:p>
+      <w:pPr/>
+      <w:r>
+        <w:t>• FK_GastosOperativo_Operativos: OperativoId → OPT_Operativo.OperativoId</w:t>
+      </w:r>
+    </w:p>
+    <w:p>
+      <w:pPr/>
+    </w:p>
+    <w:p>
+      <w:pPr>
         <w:pStyle w:val="Heading1"/>
       </w:pPr>
       <w:r>
@@ -18056,6 +19938,160 @@
     </w:p>
     <w:p>
       <w:pPr>
+        <w:pStyle w:val="Heading2"/>
+      </w:pPr>
+      <w:r>
+        <w:t>5.7 OPT_EstadoOperativo (5 filas, pendiente de aplicar)</w:t>
+      </w:r>
+    </w:p>
+    <w:tbl>
+      <w:tblPr>
+        <w:tblStyle w:val="TableGrid"/>
+        <w:tblW w:type="auto" w:w="0"/>
+        <w:tblLook w:firstColumn="1" w:firstRow="1" w:lastColumn="0" w:lastRow="0" w:noHBand="0" w:noVBand="1" w:val="04A0"/>
+      </w:tblPr>
+      <w:tblGrid>
+        <w:gridCol w:w="4320"/>
+        <w:gridCol w:w="4320"/>
+      </w:tblGrid>
+      <w:tr>
+        <w:tc>
+          <w:tcPr>
+            <w:tcW w:type="dxa" w:w="4320"/>
+          </w:tcPr>
+          <w:p>
+            <w:r>
+              <w:t>Id</w:t>
+            </w:r>
+          </w:p>
+        </w:tc>
+        <w:tc>
+          <w:tcPr>
+            <w:tcW w:type="dxa" w:w="4320"/>
+          </w:tcPr>
+          <w:p>
+            <w:r>
+              <w:t>Nombre</w:t>
+            </w:r>
+          </w:p>
+        </w:tc>
+      </w:tr>
+      <w:tr>
+        <w:tc>
+          <w:tcPr>
+            <w:tcW w:type="dxa" w:w="4320"/>
+          </w:tcPr>
+          <w:p>
+            <w:r>
+              <w:t>1</w:t>
+            </w:r>
+          </w:p>
+        </w:tc>
+        <w:tc>
+          <w:tcPr>
+            <w:tcW w:type="dxa" w:w="4320"/>
+          </w:tcPr>
+          <w:p>
+            <w:r>
+              <w:t>PROSPECTO</w:t>
+            </w:r>
+          </w:p>
+        </w:tc>
+      </w:tr>
+      <w:tr>
+        <w:tc>
+          <w:tcPr>
+            <w:tcW w:type="dxa" w:w="4320"/>
+          </w:tcPr>
+          <w:p>
+            <w:r>
+              <w:t>2</w:t>
+            </w:r>
+          </w:p>
+        </w:tc>
+        <w:tc>
+          <w:tcPr>
+            <w:tcW w:type="dxa" w:w="4320"/>
+          </w:tcPr>
+          <w:p>
+            <w:r>
+              <w:t>INGRESADO</w:t>
+            </w:r>
+          </w:p>
+        </w:tc>
+      </w:tr>
+      <w:tr>
+        <w:tc>
+          <w:tcPr>
+            <w:tcW w:type="dxa" w:w="4320"/>
+          </w:tcPr>
+          <w:p>
+            <w:r>
+              <w:t>3</w:t>
+            </w:r>
+          </w:p>
+        </w:tc>
+        <w:tc>
+          <w:tcPr>
+            <w:tcW w:type="dxa" w:w="4320"/>
+          </w:tcPr>
+          <w:p>
+            <w:r>
+              <w:t>COBRANZA</w:t>
+            </w:r>
+          </w:p>
+        </w:tc>
+      </w:tr>
+      <w:tr>
+        <w:tc>
+          <w:tcPr>
+            <w:tcW w:type="dxa" w:w="4320"/>
+          </w:tcPr>
+          <w:p>
+            <w:r>
+              <w:t>4</w:t>
+            </w:r>
+          </w:p>
+        </w:tc>
+        <w:tc>
+          <w:tcPr>
+            <w:tcW w:type="dxa" w:w="4320"/>
+          </w:tcPr>
+          <w:p>
+            <w:r>
+              <w:t>CERRADO</w:t>
+            </w:r>
+          </w:p>
+        </w:tc>
+      </w:tr>
+      <w:tr>
+        <w:tc>
+          <w:tcPr>
+            <w:tcW w:type="dxa" w:w="4320"/>
+          </w:tcPr>
+          <w:p>
+            <w:r>
+              <w:t>5</w:t>
+            </w:r>
+          </w:p>
+        </w:tc>
+        <w:tc>
+          <w:tcPr>
+            <w:tcW w:type="dxa" w:w="4320"/>
+          </w:tcPr>
+          <w:p>
+            <w:r>
+              <w:t>ANULADO</w:t>
+            </w:r>
+          </w:p>
+        </w:tc>
+      </w:tr>
+    </w:tbl>
+    <w:p>
+      <w:pPr/>
+    </w:p>
+    <w:p>
+      <w:pPr>
         <w:pStyle w:val="Heading1"/>
       </w:pPr>
       <w:r>
@@ -18348,6 +20384,38 @@
           <w:p>
             <w:r>
               <w:t>+2 columnas, sin tablas nuevas: OPT_RecetaCristales.OrdenDeTrabajoId (con FK FK_RecetasCristales_OrdenesDeTrabajo e índice IX_RecetasCristales_OrdenDeTrabajoId) y OPT_DetalleOT.Comentario. Habilitan las pestañas Receta y Detalle de la vista "Ver Orden". Datos: migracion/M006_backfill_receta_ot_detalle_comentario.sql (12.574 recetas vinculadas, 11.168 comentarios).</w:t>
+            </w:r>
+          </w:p>
+        </w:tc>
+      </w:tr>
+      <w:tr>
+        <w:tc>
+          <w:tcPr>
+            <w:tcW w:type="dxa" w:w="2880"/>
+          </w:tcPr>
+          <w:p>
+            <w:r>
+              <w:t>009_modulo_operativo.sql</w:t>
+            </w:r>
+          </w:p>
+        </w:tc>
+        <w:tc>
+          <w:tcPr>
+            <w:tcW w:type="dxa" w:w="2880"/>
+          </w:tcPr>
+          <w:p>
+            <w:r>
+              <w:t>2026-09-15 (escrito, NO aplicado aún)</w:t>
+            </w:r>
+          </w:p>
+        </w:tc>
+        <w:tc>
+          <w:tcPr>
+            <w:tcW w:type="dxa" w:w="2880"/>
+          </w:tcPr>
+          <w:p>
+            <w:r>
+              <w:t>Módulo Operativo: +4 tablas (OPT_EstadoOperativo, OPT_Operativo, OPT_OperativoOT, OPT_GastoOperativo) + SEQ_CorrelativoOperativo. Escrito a mano, pero a diferencia de 004, OPT.Domain/IEntityTypeConfiguration&lt;T&gt;/Application/API se completaron en la MISMA fecha (ADR 0011) — el modelo de EF Core y el script quedan alineados. OPT_OperativoOT ganó MontoVendidoSnapshot/MontoPagadoSnapshot durante esa sesión de dominio (no estaban en la redacción original del script). Ver .agents/context/modulo-operativo.md.</w:t>
             </w:r>
           </w:p>
         </w:tc>
@@ -18633,6 +20701,28 @@
                 <w:rFonts w:ascii="Calibri" w:hAnsi="Calibri"/>
                 <w:sz w:val="18"/>
               </w:rPr>
+            </w:r>
+          </w:p>
+        </w:tc>
+      </w:tr>
+      <w:tr>
+        <w:tc>
+          <w:tcPr>
+            <w:tcW w:type="dxa" w:w="4320"/>
+          </w:tcPr>
+          <w:p>
+            <w:r>
+              <w:t>Módulo Operativo — aplicar esquema</w:t>
+            </w:r>
+          </w:p>
+        </w:tc>
+        <w:tc>
+          <w:tcPr>
+            <w:tcW w:type="dxa" w:w="4320"/>
+          </w:tcPr>
+          <w:p>
+            <w:r>
+              <w:t>009_modulo_operativo.sql (con las columnas de snapshot) está escrito pero NO aplicado a dbOPT_NET. OPT.Domain/IEntityTypeConfiguration&lt;T&gt;/Application/API ya están completos (ADR 0011) — pendiente: (1) aplicar el script, (2) probar los endpoints con una sesión autenticada real, (3) frontend. Ver .agents/context/modulo-operativo.md.</w:t>
             </w:r>
           </w:p>
         </w:tc>

--- a/src/documentos/Diccionario_Datos_OPT.docx
+++ b/src/documentos/Diccionario_Datos_OPT.docx
@@ -39,7 +39,7 @@
           <w:color w:val="595959"/>
           <w:sz w:val="26"/>
         </w:rPr>
-        <w:t>Sistema de gestión de ópticas — esquema aplicado en dbOPT_NET (23 tablas)</w:t>
+        <w:t>Sistema de gestión de ópticas — esquema aplicado en dbOPT_NET (27 tablas)</w:t>
       </w:r>
     </w:p>
     <w:p>
@@ -116,7 +116,7 @@
         <w:rPr>
           <w:rFonts w:ascii="Calibri" w:hAnsi="Calibri"/>
         </w:rPr>
-        <w:t>Cubre las 23 tablas actualmente aplicadas en dbOPT_NET, generadas a partir de cinco scripts secuenciales en src/basedatos/: 001_esquema_inicial.sql (17 tablas), 002_catalogos.sql (+3 tablas de catálogo: OPT_EstadoOT, OPT_FormaPago, OPT_CategoriaProducto — más 3 FKs nuevas y la extensión de OPT_Rol de 3 a 8 filas), 003_extras_cliente_receta.sql (+5 columnas en OPT_Cliente/OPT_RecetaCristales, sin tablas nuevas) y 004_comercial_pagos_cuotas.sql (+3 tablas: OPT_EstadoCuota, OPT_Pago, OPT_Cuota — más 4 columnas en OPT_OrdenDeTrabajo y el valor CHEQUE en OPT_FormaPago) y 005_ot_publicid_estado_anulado.sql (+1 columna: OPT_OrdenDeTrabajo.PublicId con su índice único, y +1 valor de catálogo: OPT_EstadoOT (7, ANULADO) — sin tablas nuevas). No cubre el esquema legacy (db_a25cfd_opt2, documentado en old/BD/Create_Table.sql) ni las 11 tablas legacy que todavía no tienen tabla destino en el esquema nuevo (OPT_Atencion, OPT_PaqueteCristales, OPT_NotaTraslado, OPT_ProductoDocumento, OPT_ProductoIngresoEgreso, OPT_RegularizaProducto, OPT_TipoDocumento, OPT_Defontana y sus tablas temporales).</w:t>
+        <w:t>Cubre las 27 tablas actualmente aplicadas en dbOPT_NET, generadas a partir de doce scripts secuenciales en src/basedatos/: 001_esquema_inicial.sql (17 tablas), 002_catalogos.sql (+3 tablas de catálogo: OPT_EstadoOT, OPT_FormaPago, OPT_CategoriaProducto — más 3 FKs nuevas y la extensión de OPT_Rol de 3 a 8 filas), 003_extras_cliente_receta.sql (+5 columnas en OPT_Cliente/OPT_RecetaCristales, sin tablas nuevas), 004_comercial_pagos_cuotas.sql (+3 tablas: OPT_EstadoCuota, OPT_Pago, OPT_Cuota — más 4 columnas en OPT_OrdenDeTrabajo y el valor CHEQUE en OPT_FormaPago), 005_ot_publicid_estado_anulado.sql (+1 columna: OPT_OrdenDeTrabajo.PublicId con su índice único, y +1 valor de catálogo: OPT_EstadoOT (7, ANULADO) — sin tablas nuevas), 006_receta_ot_detalle_comentario.sql (+2 columnas: OPT_RecetaCristales.OrdenDeTrabajoId y OPT_DetalleOT.Comentario — sin tablas nuevas), 007_receta_incluir_observaciones_detalle.sql (+8 columnas en OPT_RecetaCristales — sin tablas nuevas), 008_numero_ot_manual.sql (NumeroOT pasa a manual, sin columnas ni tablas nuevas), 009_modulo_operativo.sql (+4 tablas: OPT_EstadoOperativo, OPT_Operativo, OPT_OperativoOT, OPT_GastoOperativo), 010_operativo_nombre.sql (+1 columna: OPT_Operativo.Nombre), 011_operativoot_snapshot_montos.sql (+2 columnas: OPT_OperativoOT.MontoVendidoSnapshot/MontoPagadoSnapshot) y 012_operativo_contacto.sql (+3 columnas: OPT_Operativo.NombreContacto/MailContacto/TelefonoContacto). No cubre el esquema legacy (db_a25cfd_opt2, documentado en old/BD/Create_Table.sql) ni las tablas legacy que todavía no tienen tabla destino en el esquema nuevo (OPT_Atencion, OPT_PaqueteCristales, OPT_NotaTraslado, OPT_ProductoDocumento, OPT_ProductoIngresoEgreso, OPT_RegularizaProducto, OPT_TipoDocumento, OPT_Defontana y sus tablas temporales).</w:t>
       </w:r>
     </w:p>
     <w:p>
@@ -471,7 +471,7 @@
         <w:rPr>
           <w:rFonts w:ascii="Calibri" w:hAnsi="Calibri"/>
         </w:rPr>
-        <w:t>Prefijo OPT_ + nombre de entidad en singular para las 23 tablas, incluidos los catálogos (OPT_Cliente, OPT_OrdenDeTrabajo, OPT_EstadoOT — ADR 0004). Los nombres de índices y constraints heredados de antes de esa decisión (UQ_Clientes_Rut, FK_Usuarios_Roles) siguen en plural por convención previa — los índices agregados en 002_catalogos.sql y 004_comercial_pagos_cuotas.sql ya siguen ese mismo estilo plural existente por consistencia interna (p. ej. FK_Abonos_FormasPago, UQ_Cuotas_OrdenDeTrabajoId_Numero), no por ser la convención vigente.</w:t>
+        <w:t>Prefijo OPT_ + nombre de entidad en singular para las 27 tablas, incluidos los catálogos (OPT_Cliente, OPT_OrdenDeTrabajo, OPT_EstadoOT — ADR 0004). Los nombres de índices y constraints heredados de antes de esa decisión (UQ_Clientes_Rut, FK_Usuarios_Roles) siguen en plural por convención previa — los índices agregados en 002_catalogos.sql y 004_comercial_pagos_cuotas.sql ya siguen ese mismo estilo plural existente por consistencia interna (p. ej. FK_Abonos_FormasPago, UQ_Cuotas_OrdenDeTrabajoId_Numero), no por ser la convención vigente.</w:t>
       </w:r>
     </w:p>
     <w:p>
@@ -1320,7 +1320,7 @@
         <w:rPr>
           <w:rFonts w:ascii="Calibri" w:hAnsi="Calibri"/>
         </w:rPr>
-        <w:t>Cobertura revisada el 2026-08-27 sobre las 23 tablas y cerrada ese mismo día al publicar la API del módulo Comercial: OPT_OrdenDeTrabajo ya tiene PublicId (script 005). Se decidió que NO corresponde en OPT_Abono, OPT_Pago, OPT_Cuota ni OPT_DetalleOT (subrecursos de la OT), ni en OPT_BitacoraOT / OPT_ProductoSucursal (solo se acceden anidadas bajo un padre ya protegido), ni en OPT_Producto / OPT_Sucursal (no son datos personales), ni en los 7 catálogos y las 2 tablas de relación. Criterio y costos en ADR 0004, sección «Revisión de cobertura de PublicId», y decisión final en ADR 0007.</w:t>
+        <w:t>Cobertura revisada el 2026-08-27 sobre las tablas del momento y cerrada ese mismo día al publicar la API del módulo Comercial (el módulo Operativo, agregado después, sigue el mismo criterio: PublicId en Operativo, sin él en OperativoOT/GastoOperativo por ser subrecursos anidados, ver ADR 0011): OPT_OrdenDeTrabajo ya tiene PublicId (script 005). Se decidió que NO corresponde en OPT_Abono, OPT_Pago, OPT_Cuota ni OPT_DetalleOT (subrecursos de la OT), ni en OPT_BitacoraOT / OPT_ProductoSucursal (solo se acceden anidadas bajo un padre ya protegido), ni en OPT_Producto / OPT_Sucursal (no son datos personales), ni en los 7 catálogos y las 2 tablas de relación. Criterio y costos en ADR 0004, sección «Revisión de cobertura de PublicId», y decisión final en ADR 0007.</w:t>
       </w:r>
     </w:p>
     <w:p/>
@@ -1570,7 +1570,7 @@
         <w:rPr>
           <w:rFonts w:ascii="Calibri" w:hAnsi="Calibri"/>
         </w:rPr>
-        <w:t>Las 23 tablas, agrupadas por módulo. PK = clave primaria. FK = clave foránea (tabla y columna referenciada, comportamiento ON DELETE). Los campos de auditoría estándar se omiten de las tablas de columnas — ver 2.2.</w:t>
+        <w:t>Las 27 tablas, agrupadas por módulo. PK = clave primaria. FK = clave foránea (tabla y columna referenciada, comportamiento ON DELETE). Los campos de auditoría estándar se omiten de las tablas de columnas — ver 2.2.</w:t>
       </w:r>
     </w:p>
     <w:p>
@@ -16757,13 +16757,13 @@
         <w:pStyle w:val="Heading2"/>
       </w:pPr>
       <w:r>
-        <w:t>Módulo Operativo — Operativos Oftalmológicos en terreno (script 009_modulo_operativo.sql, PENDIENTE DE APLICAR a dbOPT_NET)</w:t>
+        <w:t>Módulo Operativo — Operativos Oftalmológicos en terreno (scripts 009_modulo_operativo.sql a 012_operativo_contacto.sql, aplicados a dbOPT_NET)</w:t>
       </w:r>
     </w:p>
     <w:p>
       <w:pPr/>
       <w:r>
-        <w:t>Agrupa las OT generadas en una jornada de atención en terreno (Operativo), registra sus gastos y permite calcular ganancia/pérdida. Requerimiento levantado 2026-09-15 — detalle completo, decisiones tomadas y puntos abiertos en .agents/context/modulo-operativo.md. El script de esquema está escrito pero NO se ha ejecutado contra dbOPT_NET; las entidades OPT.Domain y sus IEntityTypeConfiguration&lt;T&gt; tampoco existen todavía (mismo patrón de deuda que dejó 004_comercial_pagos_cuotas.sql en su momento).</w:t>
+        <w:t>Agrupa las OT generadas en una jornada de atención en terreno (Operativo), registra sus gastos y permite calcular ganancia/pérdida. Requerimiento levantado 2026-09-15, submenú Recepción y Reporte de Cristales agregados 2026-09-22 — detalle completo, decisiones tomadas y puntos abiertos en .agents/context/modulo-operativo.md. Esquema, entidades OPT.Domain y IEntityTypeConfiguration&lt;T&gt; están alineados y aplicados a dbOPT_NET.</w:t>
       </w:r>
     </w:p>
     <w:p>
@@ -16771,7 +16771,7 @@
         <w:pStyle w:val="Heading3"/>
       </w:pPr>
       <w:r>
-        <w:t>OPT_EstadoOperativo  —  Catálogo (sin auditoría) — agregada en 009_modulo_operativo.sql (pendiente de aplicar)</w:t>
+        <w:t>OPT_EstadoOperativo  —  Catálogo (sin auditoría) — agregada en 009_modulo_operativo.sql (aplicada)</w:t>
       </w:r>
     </w:p>
     <w:p>
@@ -16979,7 +16979,7 @@
         <w:pStyle w:val="Heading3"/>
       </w:pPr>
       <w:r>
-        <w:t>OPT_Operativo  —  Auditable + PublicId — agregada en 009_modulo_operativo.sql (pendiente de aplicar)</w:t>
+        <w:t>OPT_Operativo  —  Auditable + PublicId — agregada en 009_modulo_operativo.sql, columnas Nombre/NombreContacto/MailContacto/TelefonoContacto agregadas en 010_operativo_nombre.sql y 012_operativo_contacto.sql (aplicada)</w:t>
       </w:r>
     </w:p>
     <w:p>
@@ -17216,7 +17216,7 @@
           </w:tcPr>
           <w:p>
             <w:r>
-              <w:t>EmpresaId</w:t>
+              <w:t>Nombre</w:t>
             </w:r>
           </w:p>
         </w:tc>
@@ -17226,7 +17226,7 @@
           </w:tcPr>
           <w:p>
             <w:r>
-              <w:t>int</w:t>
+              <w:t>nvarchar(200)</w:t>
             </w:r>
           </w:p>
         </w:tc>
@@ -17246,7 +17246,7 @@
           </w:tcPr>
           <w:p>
             <w:r>
-              <w:t>—</w:t>
+              <w:t>'' (script 010, sin backfill real — tabla vacía al aplicarlo)</w:t>
             </w:r>
           </w:p>
         </w:tc>
@@ -17256,7 +17256,7 @@
           </w:tcPr>
           <w:p>
             <w:r>
-              <w:t>FK → OPT_Empresa</w:t>
+              <w:t>Título libre de la jornada, a pedido del usuario (no estaba en el requerimiento original)</w:t>
             </w:r>
           </w:p>
         </w:tc>
@@ -17268,7 +17268,7 @@
           </w:tcPr>
           <w:p>
             <w:r>
-              <w:t>SucursalId</w:t>
+              <w:t>EmpresaId</w:t>
             </w:r>
           </w:p>
         </w:tc>
@@ -17308,7 +17308,7 @@
           </w:tcPr>
           <w:p>
             <w:r>
-              <w:t>FK → OPT_Sucursal (obligatorio — decisión 2026-09-15, punto 8.8: reusa AutorizacionSucursal a futuro)</w:t>
+              <w:t>FK → OPT_Empresa</w:t>
             </w:r>
           </w:p>
         </w:tc>
@@ -17320,7 +17320,7 @@
           </w:tcPr>
           <w:p>
             <w:r>
-              <w:t>EstadoOperativoId</w:t>
+              <w:t>SucursalId</w:t>
             </w:r>
           </w:p>
         </w:tc>
@@ -17350,7 +17350,7 @@
           </w:tcPr>
           <w:p>
             <w:r>
-              <w:t>1 (PROSPECTO)</w:t>
+              <w:t>—</w:t>
             </w:r>
           </w:p>
         </w:tc>
@@ -17360,7 +17360,7 @@
           </w:tcPr>
           <w:p>
             <w:r>
-              <w:t>FK → OPT_EstadoOperativo</w:t>
+              <w:t>FK → OPT_Sucursal (obligatorio — decisión 2026-09-15, punto 8.8: reusa AutorizacionSucursal a futuro)</w:t>
             </w:r>
           </w:p>
         </w:tc>
@@ -17372,7 +17372,7 @@
           </w:tcPr>
           <w:p>
             <w:r>
-              <w:t>Fecha</w:t>
+              <w:t>EstadoOperativoId</w:t>
             </w:r>
           </w:p>
         </w:tc>
@@ -17382,7 +17382,7 @@
           </w:tcPr>
           <w:p>
             <w:r>
-              <w:t>date</w:t>
+              <w:t>int</w:t>
             </w:r>
           </w:p>
         </w:tc>
@@ -17402,7 +17402,7 @@
           </w:tcPr>
           <w:p>
             <w:r>
-              <w:t>—</w:t>
+              <w:t>1 (PROSPECTO)</w:t>
             </w:r>
           </w:p>
         </w:tc>
@@ -17412,7 +17412,7 @@
           </w:tcPr>
           <w:p>
             <w:r>
-              <w:t>Fecha del Operativo</w:t>
+              <w:t>FK → OPT_EstadoOperativo</w:t>
             </w:r>
           </w:p>
         </w:tc>
@@ -17424,6 +17424,58 @@
           </w:tcPr>
           <w:p>
             <w:r>
+              <w:t>Fecha</w:t>
+            </w:r>
+          </w:p>
+        </w:tc>
+        <w:tc>
+          <w:tcPr>
+            <w:tcW w:type="dxa" w:w="1728"/>
+          </w:tcPr>
+          <w:p>
+            <w:r>
+              <w:t>date</w:t>
+            </w:r>
+          </w:p>
+        </w:tc>
+        <w:tc>
+          <w:tcPr>
+            <w:tcW w:type="dxa" w:w="1728"/>
+          </w:tcPr>
+          <w:p>
+            <w:r>
+              <w:t>NO</w:t>
+            </w:r>
+          </w:p>
+        </w:tc>
+        <w:tc>
+          <w:tcPr>
+            <w:tcW w:type="dxa" w:w="1728"/>
+          </w:tcPr>
+          <w:p>
+            <w:r>
+              <w:t>—</w:t>
+            </w:r>
+          </w:p>
+        </w:tc>
+        <w:tc>
+          <w:tcPr>
+            <w:tcW w:type="dxa" w:w="1728"/>
+          </w:tcPr>
+          <w:p>
+            <w:r>
+              <w:t>Fecha del Operativo</w:t>
+            </w:r>
+          </w:p>
+        </w:tc>
+      </w:tr>
+      <w:tr>
+        <w:tc>
+          <w:tcPr>
+            <w:tcW w:type="dxa" w:w="1728"/>
+          </w:tcPr>
+          <w:p>
+            <w:r>
               <w:t>Observacion</w:t>
             </w:r>
           </w:p>
@@ -17464,6 +17516,162 @@
           </w:tcPr>
           <w:p>
             <w:r/>
+          </w:p>
+        </w:tc>
+      </w:tr>
+      <w:tr>
+        <w:tc>
+          <w:tcPr>
+            <w:tcW w:type="dxa" w:w="1728"/>
+          </w:tcPr>
+          <w:p>
+            <w:r>
+              <w:t>NombreContacto</w:t>
+            </w:r>
+          </w:p>
+        </w:tc>
+        <w:tc>
+          <w:tcPr>
+            <w:tcW w:type="dxa" w:w="1728"/>
+          </w:tcPr>
+          <w:p>
+            <w:r>
+              <w:t>nvarchar(200)</w:t>
+            </w:r>
+          </w:p>
+        </w:tc>
+        <w:tc>
+          <w:tcPr>
+            <w:tcW w:type="dxa" w:w="1728"/>
+          </w:tcPr>
+          <w:p>
+            <w:r>
+              <w:t>SÍ</w:t>
+            </w:r>
+          </w:p>
+        </w:tc>
+        <w:tc>
+          <w:tcPr>
+            <w:tcW w:type="dxa" w:w="1728"/>
+          </w:tcPr>
+          <w:p>
+            <w:r>
+              <w:t>NULL</w:t>
+            </w:r>
+          </w:p>
+        </w:tc>
+        <w:tc>
+          <w:tcPr>
+            <w:tcW w:type="dxa" w:w="1728"/>
+          </w:tcPr>
+          <w:p>
+            <w:r>
+              <w:t>Persona de la Empresa a cargo de la jornada — propio de este Operativo, no de la Empresa (HU-OP-01/02, sesión 2026-09-22)</w:t>
+            </w:r>
+          </w:p>
+        </w:tc>
+      </w:tr>
+      <w:tr>
+        <w:tc>
+          <w:tcPr>
+            <w:tcW w:type="dxa" w:w="1728"/>
+          </w:tcPr>
+          <w:p>
+            <w:r>
+              <w:t>MailContacto</w:t>
+            </w:r>
+          </w:p>
+        </w:tc>
+        <w:tc>
+          <w:tcPr>
+            <w:tcW w:type="dxa" w:w="1728"/>
+          </w:tcPr>
+          <w:p>
+            <w:r>
+              <w:t>nvarchar(200)</w:t>
+            </w:r>
+          </w:p>
+        </w:tc>
+        <w:tc>
+          <w:tcPr>
+            <w:tcW w:type="dxa" w:w="1728"/>
+          </w:tcPr>
+          <w:p>
+            <w:r>
+              <w:t>SÍ</w:t>
+            </w:r>
+          </w:p>
+        </w:tc>
+        <w:tc>
+          <w:tcPr>
+            <w:tcW w:type="dxa" w:w="1728"/>
+          </w:tcPr>
+          <w:p>
+            <w:r>
+              <w:t>NULL</w:t>
+            </w:r>
+          </w:p>
+        </w:tc>
+        <w:tc>
+          <w:tcPr>
+            <w:tcW w:type="dxa" w:w="1728"/>
+          </w:tcPr>
+          <w:p>
+            <w:r>
+              <w:t>Formato de correo validado en Application; opcional al crear</w:t>
+            </w:r>
+          </w:p>
+        </w:tc>
+      </w:tr>
+      <w:tr>
+        <w:tc>
+          <w:tcPr>
+            <w:tcW w:type="dxa" w:w="1728"/>
+          </w:tcPr>
+          <w:p>
+            <w:r>
+              <w:t>TelefonoContacto</w:t>
+            </w:r>
+          </w:p>
+        </w:tc>
+        <w:tc>
+          <w:tcPr>
+            <w:tcW w:type="dxa" w:w="1728"/>
+          </w:tcPr>
+          <w:p>
+            <w:r>
+              <w:t>nvarchar(30)</w:t>
+            </w:r>
+          </w:p>
+        </w:tc>
+        <w:tc>
+          <w:tcPr>
+            <w:tcW w:type="dxa" w:w="1728"/>
+          </w:tcPr>
+          <w:p>
+            <w:r>
+              <w:t>SÍ</w:t>
+            </w:r>
+          </w:p>
+        </w:tc>
+        <w:tc>
+          <w:tcPr>
+            <w:tcW w:type="dxa" w:w="1728"/>
+          </w:tcPr>
+          <w:p>
+            <w:r>
+              <w:t>NULL</w:t>
+            </w:r>
+          </w:p>
+        </w:tc>
+        <w:tc>
+          <w:tcPr>
+            <w:tcW w:type="dxa" w:w="1728"/>
+          </w:tcPr>
+          <w:p>
+            <w:r>
+              <w:t>Sin formato fijo validado (igual criterio que OPT_Cliente.Telefono/OPT_Empresa.Telefono)</w:t>
+            </w:r>
           </w:p>
         </w:tc>
       </w:tr>
@@ -17707,7 +17915,7 @@
         <w:pStyle w:val="Heading3"/>
       </w:pPr>
       <w:r>
-        <w:t>OPT_OperativoOT  —  Relación (POCO sin base, sin auditoría) — agregada en 009_modulo_operativo.sql (pendiente de aplicar)</w:t>
+        <w:t>OPT_OperativoOT  —  Relación (POCO sin base, sin auditoría) — agregada en 009_modulo_operativo.sql, columnas MontoVendidoSnapshot/MontoPagadoSnapshot agregadas en 011_operativoot_snapshot_montos.sql (aplicada)</w:t>
       </w:r>
     </w:p>
     <w:p>
@@ -18317,7 +18525,7 @@
         <w:pStyle w:val="Heading3"/>
       </w:pPr>
       <w:r>
-        <w:t>OPT_GastoOperativo  —  Auditable — agregada en 009_modulo_operativo.sql (pendiente de aplicar)</w:t>
+        <w:t>OPT_GastoOperativo  —  Auditable — agregada en 009_modulo_operativo.sql (aplicada)</w:t>
       </w:r>
     </w:p>
     <w:p>
@@ -19941,7 +20149,7 @@
         <w:pStyle w:val="Heading2"/>
       </w:pPr>
       <w:r>
-        <w:t>5.7 OPT_EstadoOperativo (5 filas, pendiente de aplicar)</w:t>
+        <w:t>5.7 OPT_EstadoOperativo (5 filas)</w:t>
       </w:r>
     </w:p>
     <w:tbl>
@@ -20391,6 +20599,70 @@
       <w:tr>
         <w:tc>
           <w:tcPr>
+            <w:tcW w:type="dxa" w:w="2592"/>
+          </w:tcPr>
+          <w:p>
+            <w:r>
+              <w:t>007_receta_incluir_observaciones_detalle.sql</w:t>
+            </w:r>
+          </w:p>
+        </w:tc>
+        <w:tc>
+          <w:tcPr>
+            <w:tcW w:type="dxa" w:w="1584"/>
+          </w:tcPr>
+          <w:p>
+            <w:r>
+              <w:t>2026-09-08</w:t>
+            </w:r>
+          </w:p>
+        </w:tc>
+        <w:tc>
+          <w:tcPr>
+            <w:tcW w:type="dxa" w:w="5040"/>
+          </w:tcPr>
+          <w:p>
+            <w:r>
+              <w:t>+2 columnas bit (IncluirLejos/IncluirCerca) y 6 columnas nvarchar(50) (Observacion{Od,Oi,Dp}{Lejos,Cerca}) en OPT_RecetaCristales, sin tablas nuevas — reproducen los checks "Incluir Cristales Lejos/Cerca" del legacy y sus observaciones por ojo/DP. Escrito a mano (sin dotnet ef disponible en la sesión), pendiente regenerarlo con dotnet ef migrations script --idempotent y diffearlo antes de aplicar a otra base. Corregido el mismo día (ADR 0010): las 6 observaciones dejaron de ser obligatorias por checkbox activo — cambio solo de validación en OPT.Application, sin tocar el esquema.</w:t>
+            </w:r>
+          </w:p>
+        </w:tc>
+      </w:tr>
+      <w:tr>
+        <w:tc>
+          <w:tcPr>
+            <w:tcW w:type="dxa" w:w="2592"/>
+          </w:tcPr>
+          <w:p>
+            <w:r>
+              <w:t>008_numero_ot_manual.sql</w:t>
+            </w:r>
+          </w:p>
+        </w:tc>
+        <w:tc>
+          <w:tcPr>
+            <w:tcW w:type="dxa" w:w="1584"/>
+          </w:tcPr>
+          <w:p>
+            <w:r>
+              <w:t>2026-09-11</w:t>
+            </w:r>
+          </w:p>
+        </w:tc>
+        <w:tc>
+          <w:tcPr>
+            <w:tcW w:type="dxa" w:w="5040"/>
+          </w:tcPr>
+          <w:p>
+            <w:r>
+              <w:t>Sin tablas ni columnas nuevas: quita el DEFAULT (NEXT VALUE FOR SEQ_NumeroOT) de OPT_OrdenDeTrabajo.NumeroOT (vuelve a ingresarse manualmente, como en el legacy) y reemplaza el índice único global UQ_OrdenesDeTrabajo_NumeroOT por uno filtrado UQ_OrdenesDeTrabajo_NumeroOT_Vigente (WHERE EstadoOTId &lt;&gt; 7) como respaldo de la BD — la regla de negocio real (único por año entre OT no anuladas) la valida la aplicación. SEQ_NumeroOT queda creada sin uso, por si hiciera falta de respaldo.</w:t>
+            </w:r>
+          </w:p>
+        </w:tc>
+      </w:tr>
+      <w:tr>
+        <w:tc>
+          <w:tcPr>
             <w:tcW w:type="dxa" w:w="2880"/>
           </w:tcPr>
           <w:p>
@@ -20405,7 +20677,7 @@
           </w:tcPr>
           <w:p>
             <w:r>
-              <w:t>2026-09-15 (escrito, NO aplicado aún)</w:t>
+              <w:t>2026-09-15/16 (aplicado)</w:t>
             </w:r>
           </w:p>
         </w:tc>
@@ -20415,7 +20687,103 @@
           </w:tcPr>
           <w:p>
             <w:r>
-              <w:t>Módulo Operativo: +4 tablas (OPT_EstadoOperativo, OPT_Operativo, OPT_OperativoOT, OPT_GastoOperativo) + SEQ_CorrelativoOperativo. Escrito a mano, pero a diferencia de 004, OPT.Domain/IEntityTypeConfiguration&lt;T&gt;/Application/API se completaron en la MISMA fecha (ADR 0011) — el modelo de EF Core y el script quedan alineados. OPT_OperativoOT ganó MontoVendidoSnapshot/MontoPagadoSnapshot durante esa sesión de dominio (no estaban en la redacción original del script). Ver .agents/context/modulo-operativo.md.</w:t>
+              <w:t>Módulo Operativo: +4 tablas (OPT_EstadoOperativo, OPT_Operativo, OPT_OperativoOT, OPT_GastoOperativo) + SEQ_CorrelativoOperativo. Escrito a mano, pero a diferencia de 004, OPT.Domain/IEntityTypeConfiguration&lt;T&gt;/Application/API se completaron en la MISMA fecha (ADR 0011) — el modelo de EF Core y el script quedan alineados. OPT_OperativoOT ganó MontoVendidoSnapshot/MontoPagadoSnapshot durante esa sesión de dominio (no estaban en la redacción original del script, completadas en 011). Aplicado a dbOPT_NET el 2026-09-16. Ver .agents/context/modulo-operativo.md.</w:t>
+            </w:r>
+          </w:p>
+        </w:tc>
+      </w:tr>
+      <w:tr>
+        <w:tc>
+          <w:tcPr>
+            <w:tcW w:type="dxa" w:w="2880"/>
+          </w:tcPr>
+          <w:p>
+            <w:r>
+              <w:t>010_operativo_nombre.sql</w:t>
+            </w:r>
+          </w:p>
+        </w:tc>
+        <w:tc>
+          <w:tcPr>
+            <w:tcW w:type="dxa" w:w="2880"/>
+          </w:tcPr>
+          <w:p>
+            <w:r>
+              <w:t>2026-09-16</w:t>
+            </w:r>
+          </w:p>
+        </w:tc>
+        <w:tc>
+          <w:tcPr>
+            <w:tcW w:type="dxa" w:w="2880"/>
+          </w:tcPr>
+          <w:p>
+            <w:r>
+              <w:t>+1 columna: OPT_Operativo.Nombre (nvarchar(200) NOT NULL, DEFAULT ''), título libre de la jornada a pedido del usuario, no contemplado en el requerimiento original. Tabla vacía al aplicarlo, sin backfill real necesario. Entidad e IEntityTypeConfiguration actualizadas en la misma sesión.</w:t>
+            </w:r>
+          </w:p>
+        </w:tc>
+      </w:tr>
+      <w:tr>
+        <w:tc>
+          <w:tcPr>
+            <w:tcW w:type="dxa" w:w="2880"/>
+          </w:tcPr>
+          <w:p>
+            <w:r>
+              <w:t>011_operativoot_snapshot_montos.sql</w:t>
+            </w:r>
+          </w:p>
+        </w:tc>
+        <w:tc>
+          <w:tcPr>
+            <w:tcW w:type="dxa" w:w="2880"/>
+          </w:tcPr>
+          <w:p>
+            <w:r>
+              <w:t>2026-09-16</w:t>
+            </w:r>
+          </w:p>
+        </w:tc>
+        <w:tc>
+          <w:tcPr>
+            <w:tcW w:type="dxa" w:w="2880"/>
+          </w:tcPr>
+          <w:p>
+            <w:r>
+              <w:t>+2 columnas: OPT_OperativoOT.MontoVendidoSnapshot/MontoPagadoSnapshot (decimal(18,2), DEFAULT 0). Corrige un desfase real en dbOPT_NET: la tabla se había creado con la primera redacción de 009 (sin estas columnas) y, como el CREATE TABLE de 009 usa IF OBJECT_ID(...) IS NULL, re-ejecutarlo no las agregaba a la tabla ya existente — causaba "Invalid column name" al abrir la ficha de un Operativo.</w:t>
+            </w:r>
+          </w:p>
+        </w:tc>
+      </w:tr>
+      <w:tr>
+        <w:tc>
+          <w:tcPr>
+            <w:tcW w:type="dxa" w:w="2880"/>
+          </w:tcPr>
+          <w:p>
+            <w:r>
+              <w:t>012_operativo_contacto.sql</w:t>
+            </w:r>
+          </w:p>
+        </w:tc>
+        <w:tc>
+          <w:tcPr>
+            <w:tcW w:type="dxa" w:w="2880"/>
+          </w:tcPr>
+          <w:p>
+            <w:r>
+              <w:t>2026-09-22</w:t>
+            </w:r>
+          </w:p>
+        </w:tc>
+        <w:tc>
+          <w:tcPr>
+            <w:tcW w:type="dxa" w:w="2880"/>
+          </w:tcPr>
+          <w:p>
+            <w:r>
+              <w:t>+3 columnas nullable: OPT_Operativo.NombreContacto/MailContacto/TelefonoContacto (HU-OP-01/02, submenú Recepción del módulo Operativo) — datos de contacto de la persona de la Empresa a cargo de la jornada, propios de cada Operativo (pueden cambiar de jornada a jornada aunque sea la misma Empresa). Entidad, IEntityTypeConfiguration, Commands/Validators y DTOs actualizados en la misma sesión.</w:t>
             </w:r>
           </w:p>
         </w:tc>
@@ -20742,7 +21110,7 @@
         <w:rPr>
           <w:rFonts w:ascii="Calibri" w:hAnsi="Calibri"/>
         </w:rPr>
-        <w:t>Conteo de filas por tabla en dbOPT_NET al 2026-08-27, obtenido de sys.partitions. Sirve para dimensionar consultas, decidir qué listados necesitan paginación server-side y detectar de un vistazo qué falta por migrar. No es un dato de esquema: cambia con cada carga.</w:t>
+        <w:t>Conteo de filas por tabla en dbOPT_NET al 2026-08-27 (23 tablas de ese momento), obtenido de sys.partitions; las 4 filas del módulo Operativo se agregaron y recontaron el 2026-09-22 (mismo método). Sirve para dimensionar consultas, decidir qué listados necesitan paginación server-side y detectar de un vistazo qué falta por migrar. No es un dato de esquema: cambia con cada carga.</w:t>
       </w:r>
     </w:p>
     <w:tbl>
@@ -21714,13 +22082,8 @@
             <w:tcW w:type="dxa" w:w="2592"/>
           </w:tcPr>
           <w:p>
-            <w:r/>
-            <w:r>
-              <w:rPr>
-                <w:rFonts w:ascii="Calibri" w:hAnsi="Calibri"/>
-                <w:sz w:val="18"/>
-              </w:rPr>
-              <w:t>OPT_Sucursal</w:t>
+            <w:r>
+              <w:t>OPT_EstadoOperativo</w:t>
             </w:r>
           </w:p>
         </w:tc>
@@ -21729,13 +22092,8 @@
             <w:tcW w:type="dxa" w:w="1584"/>
           </w:tcPr>
           <w:p>
-            <w:r/>
-            <w:r>
-              <w:rPr>
-                <w:rFonts w:ascii="Calibri" w:hAnsi="Calibri"/>
-                <w:sz w:val="18"/>
-              </w:rPr>
-              <w:t>4</w:t>
+            <w:r>
+              <w:t>5</w:t>
             </w:r>
           </w:p>
         </w:tc>
@@ -21744,13 +22102,8 @@
             <w:tcW w:type="dxa" w:w="5040"/>
           </w:tcPr>
           <w:p>
-            <w:r/>
-            <w:r>
-              <w:rPr>
-                <w:rFonts w:ascii="Calibri" w:hAnsi="Calibri"/>
-                <w:sz w:val="18"/>
-              </w:rPr>
-              <w:t>Organización — incluye 1 sucursal de prueba QA</w:t>
+            <w:r>
+              <w:t>Catálogo sembrado — Operativo (script 009)</w:t>
             </w:r>
           </w:p>
         </w:tc>
@@ -21767,7 +22120,7 @@
                 <w:rFonts w:ascii="Calibri" w:hAnsi="Calibri"/>
                 <w:sz w:val="18"/>
               </w:rPr>
-              <w:t>OPT_EstadoCuota</w:t>
+              <w:t>OPT_Sucursal</w:t>
             </w:r>
           </w:p>
         </w:tc>
@@ -21782,7 +22135,7 @@
                 <w:rFonts w:ascii="Calibri" w:hAnsi="Calibri"/>
                 <w:sz w:val="18"/>
               </w:rPr>
-              <w:t>3</w:t>
+              <w:t>4</w:t>
             </w:r>
           </w:p>
         </w:tc>
@@ -21797,7 +22150,7 @@
                 <w:rFonts w:ascii="Calibri" w:hAnsi="Calibri"/>
                 <w:sz w:val="18"/>
               </w:rPr>
-              <w:t>Catálogo sembrado</w:t>
+              <w:t>Organización — incluye 1 sucursal de prueba QA</w:t>
             </w:r>
           </w:p>
         </w:tc>
@@ -21814,7 +22167,7 @@
                 <w:rFonts w:ascii="Calibri" w:hAnsi="Calibri"/>
                 <w:sz w:val="18"/>
               </w:rPr>
-              <w:t>OPT_CategoriaProducto</w:t>
+              <w:t>OPT_EstadoCuota</w:t>
             </w:r>
           </w:p>
         </w:tc>
@@ -21829,7 +22182,7 @@
                 <w:rFonts w:ascii="Calibri" w:hAnsi="Calibri"/>
                 <w:sz w:val="18"/>
               </w:rPr>
-              <w:t>1</w:t>
+              <w:t>3</w:t>
             </w:r>
           </w:p>
         </w:tc>
@@ -21861,6 +22214,85 @@
                 <w:rFonts w:ascii="Calibri" w:hAnsi="Calibri"/>
                 <w:sz w:val="18"/>
               </w:rPr>
+              <w:t>OPT_CategoriaProducto</w:t>
+            </w:r>
+          </w:p>
+        </w:tc>
+        <w:tc>
+          <w:tcPr>
+            <w:tcW w:type="dxa" w:w="1584"/>
+          </w:tcPr>
+          <w:p>
+            <w:r/>
+            <w:r>
+              <w:rPr>
+                <w:rFonts w:ascii="Calibri" w:hAnsi="Calibri"/>
+                <w:sz w:val="18"/>
+              </w:rPr>
+              <w:t>1</w:t>
+            </w:r>
+          </w:p>
+        </w:tc>
+        <w:tc>
+          <w:tcPr>
+            <w:tcW w:type="dxa" w:w="5040"/>
+          </w:tcPr>
+          <w:p>
+            <w:r/>
+            <w:r>
+              <w:rPr>
+                <w:rFonts w:ascii="Calibri" w:hAnsi="Calibri"/>
+                <w:sz w:val="18"/>
+              </w:rPr>
+              <w:t>Catálogo sembrado</w:t>
+            </w:r>
+          </w:p>
+        </w:tc>
+      </w:tr>
+      <w:tr>
+        <w:tc>
+          <w:tcPr>
+            <w:tcW w:type="dxa" w:w="2592"/>
+          </w:tcPr>
+          <w:p>
+            <w:r>
+              <w:t>OPT_Operativo</w:t>
+            </w:r>
+          </w:p>
+        </w:tc>
+        <w:tc>
+          <w:tcPr>
+            <w:tcW w:type="dxa" w:w="1584"/>
+          </w:tcPr>
+          <w:p>
+            <w:r>
+              <w:t>1</w:t>
+            </w:r>
+          </w:p>
+        </w:tc>
+        <w:tc>
+          <w:tcPr>
+            <w:tcW w:type="dxa" w:w="5040"/>
+          </w:tcPr>
+          <w:p>
+            <w:r>
+              <w:t>Operativo — incluye 1 fila de prueba QA</w:t>
+            </w:r>
+          </w:p>
+        </w:tc>
+      </w:tr>
+      <w:tr>
+        <w:tc>
+          <w:tcPr>
+            <w:tcW w:type="dxa" w:w="2592"/>
+          </w:tcPr>
+          <w:p>
+            <w:r/>
+            <w:r>
+              <w:rPr>
+                <w:rFonts w:ascii="Calibri" w:hAnsi="Calibri"/>
+                <w:sz w:val="18"/>
+              </w:rPr>
               <w:t>OPT_ProductoSucursal</w:t>
             </w:r>
           </w:p>
@@ -21892,6 +22324,70 @@
                 <w:sz w:val="18"/>
               </w:rPr>
               <w:t>Inventario — PENDIENTE de migrar (13.776 filas en el legacy)</w:t>
+            </w:r>
+          </w:p>
+        </w:tc>
+      </w:tr>
+      <w:tr>
+        <w:tc>
+          <w:tcPr>
+            <w:tcW w:type="dxa" w:w="2592"/>
+          </w:tcPr>
+          <w:p>
+            <w:r>
+              <w:t>OPT_OperativoOT</w:t>
+            </w:r>
+          </w:p>
+        </w:tc>
+        <w:tc>
+          <w:tcPr>
+            <w:tcW w:type="dxa" w:w="1584"/>
+          </w:tcPr>
+          <w:p>
+            <w:r>
+              <w:t>0</w:t>
+            </w:r>
+          </w:p>
+        </w:tc>
+        <w:tc>
+          <w:tcPr>
+            <w:tcW w:type="dxa" w:w="5040"/>
+          </w:tcPr>
+          <w:p>
+            <w:r>
+              <w:t>Operativo — vacía, sin OT asociadas aún</w:t>
+            </w:r>
+          </w:p>
+        </w:tc>
+      </w:tr>
+      <w:tr>
+        <w:tc>
+          <w:tcPr>
+            <w:tcW w:type="dxa" w:w="2592"/>
+          </w:tcPr>
+          <w:p>
+            <w:r>
+              <w:t>OPT_GastoOperativo</w:t>
+            </w:r>
+          </w:p>
+        </w:tc>
+        <w:tc>
+          <w:tcPr>
+            <w:tcW w:type="dxa" w:w="1584"/>
+          </w:tcPr>
+          <w:p>
+            <w:r>
+              <w:t>0</w:t>
+            </w:r>
+          </w:p>
+        </w:tc>
+        <w:tc>
+          <w:tcPr>
+            <w:tcW w:type="dxa" w:w="5040"/>
+          </w:tcPr>
+          <w:p>
+            <w:r>
+              <w:t>Operativo — vacía, sin gastos registrados aún</w:t>
             </w:r>
           </w:p>
         </w:tc>
@@ -21902,7 +22398,7 @@
         <w:rPr>
           <w:rFonts w:ascii="Calibri" w:hAnsi="Calibri"/>
         </w:rPr>
-        <w:t>Total: 138.381 filas en 23 tablas. Las tablas con más de 10.000 filas (Cuota, BitacoraOT, DetalleOT, RecetaCristales, OrdenDeTrabajo, Cliente) son las que obligan a paginación server-side en cualquier listado que las exponga — Cliente ya la tiene implementada.</w:t>
+        <w:t>Total: 138.410 filas en 27 tablas (verificado con sys.dm_db_partition_stats el 2026-09-22). Las tablas con más de 10.000 filas (Cuota, BitacoraOT, DetalleOT, RecetaCristales, OrdenDeTrabajo, Cliente) son las que obligan a paginación server-side en cualquier listado que las exponga — Cliente ya la tiene implementada. Las 4 tablas del módulo Operativo apenas suman 6 filas hoy (5 de catálogo + 1 Operativo de prueba): sin volumen real todavía, no hay migración de OT históricas a Operativos (fuera de alcance, ver .agents/context/modulo-operativo.md).</w:t>
       </w:r>
     </w:p>
     <w:p>
@@ -21918,7 +22414,7 @@
         <w:rPr>
           <w:rFonts w:ascii="Calibri" w:hAnsi="Calibri"/>
         </w:rPr>
-        <w:t>ACTUALIZACIÓN (2026-08-27, script 005): se agregó OPT_OrdenDeTrabajo.PublicId con su índice único y el valor ANULADO al catálogo OPT_EstadoOT. Verificado con sqlcmd sobre dbOPT_NET: 12.578 filas de OPT_OrdenDeTrabajo con 12.578 PublicId distintos y 0 nulos, y OPT_EstadoOT con sus 8 valores. El resto del documento no cambió respecto de la verificación automática anterior.</w:t>
+        <w:t>ACTUALIZACIÓN (2026-08-27, script 005): se agregó OPT_OrdenDeTrabajo.PublicId con su índice único y el valor ANULADO al catálogo OPT_EstadoOT. Verificado con sqlcmd sobre dbOPT_NET: 12.578 filas de OPT_OrdenDeTrabajo con 12.578 PublicId distintos y 0 nulos, y OPT_EstadoOT con sus 8 valores. El resto del documento no cambió respecto de la verificación automática anterior. ACTUALIZACIÓN (2026-09-22): se agregaron las 4 tablas del módulo Operativo (script 009) con las columnas Nombre (010), MontoVendidoSnapshot/MontoPagadoSnapshot (011) y NombreContacto/MailContacto/TelefonoContacto (012) — total 27 tablas. Verificado con sqlcmd sobre dbOPT_NET: las 3 columnas de contacto existen en OPT_Operativo y los conteos de fila de las 4 tablas del módulo son los de la tabla de arriba. No se volvió a verificar columna por columna el resto del documento en esta sesión (alcance acotado a lo que cambió).</w:t>
       </w:r>
     </w:p>
     <w:sectPr>
